--- a/PHOCS-Docgentemplates/PHOCSInspReportT&VTemplate.docx
+++ b/PHOCS-Docgentemplates/PHOCSInspReportT&VTemplate.docx
@@ -2,20 +2,6 @@
 <file path=word/document.xml><?xml version="1.0" encoding="utf-8"?>
 <w:document xmlns:wpc="http://schemas.microsoft.com/office/word/2010/wordprocessingCanvas" xmlns:cx="http://schemas.microsoft.com/office/drawing/2014/chartex" xmlns:cx1="http://schemas.microsoft.com/office/drawing/2015/9/8/chartex" xmlns:cx2="http://schemas.microsoft.com/office/drawing/2015/10/21/chartex" xmlns:cx3="http://schemas.microsoft.com/office/drawing/2016/5/9/chartex" xmlns:cx4="http://schemas.microsoft.com/office/drawing/2016/5/10/chartex" xmlns:cx5="http://schemas.microsoft.com/office/drawing/2016/5/11/chartex" xmlns:cx6="http://schemas.microsoft.com/office/drawing/2016/5/12/chartex" xmlns:cx7="http://schemas.microsoft.com/office/drawing/2016/5/13/chartex" xmlns:cx8="http://schemas.microsoft.com/office/drawing/2016/5/14/chartex" xmlns:mc="http://schemas.openxmlformats.org/markup-compatibility/2006" xmlns:aink="http://schemas.microsoft.com/office/drawing/2016/ink" xmlns:am3d="http://schemas.microsoft.com/office/drawing/2017/model3d" xmlns:o="urn:schemas-microsoft-com:office:office" xmlns:oel="http://schemas.microsoft.com/office/2019/extlst" xmlns:r="http://schemas.openxmlformats.org/officeDocument/2006/relationships" xmlns:m="http://schemas.openxmlformats.org/officeDocument/2006/math" xmlns:v="urn:schemas-microsoft-com:vml" xmlns:wp14="http://schemas.microsoft.com/office/word/2010/wordprocessingDrawing" xmlns:wp="http://schemas.openxmlformats.org/drawingml/2006/wordprocessingDrawing" xmlns:w10="urn:schemas-microsoft-com:office:word" xmlns:w="http://schemas.openxmlformats.org/wordprocessingml/2006/main" xmlns:w14="http://schemas.microsoft.com/office/word/2010/wordml" xmlns:w15="http://schemas.microsoft.com/office/word/2012/wordml" xmlns:w16cei="http://schemas.microsoft.com/office/word/2026/wordml/cei" xmlns:w16cex="http://schemas.microsoft.com/office/word/2018/wordml/cex" xmlns:w16cid="http://schemas.microsoft.com/office/word/2016/wordml/cid" xmlns:w16="http://schemas.microsoft.com/office/word/2018/wordml" xmlns:w16du="http://schemas.microsoft.com/office/word/2023/wordml/word16du" xmlns:w16sdtdh="http://schemas.microsoft.com/office/word/2020/wordml/sdtdatahash" xmlns:w16sdtfl="http://schemas.microsoft.com/office/word/2024/wordml/sdtformatlock" xmlns:w16se="http://schemas.microsoft.com/office/word/2015/wordml/symex" xmlns:wpg="http://schemas.microsoft.com/office/word/2010/wordprocessingGroup" xmlns:wpi="http://schemas.microsoft.com/office/word/2010/wordprocessingInk" xmlns:wne="http://schemas.microsoft.com/office/word/2006/wordml" xmlns:wps="http://schemas.microsoft.com/office/word/2010/wordprocessingShape" mc:Ignorable="w14 w15 w16se w16cid w16 w16cex w16sdtdh w16sdtfl w16du wp14">
   <w:body>
-    <w:p>
-      <w:pPr>
-        <w:spacing w:after="60"/>
-        <w:rPr>
-          <w:rFonts w:ascii="BC Sans" w:eastAsia="BC Sans" w:hAnsi="BC Sans" w:cs="BC Sans"/>
-          <w:b/>
-          <w:bCs/>
-          <w:color w:val="00B0F0"/>
-          <w:sz w:val="24"/>
-          <w:szCs w:val="24"/>
-          <w:lang w:val="en-US"/>
-        </w:rPr>
-      </w:pPr>
-    </w:p>
     <w:tbl>
       <w:tblPr>
         <w:tblpPr w:leftFromText="180" w:rightFromText="180" w:vertAnchor="text" w:tblpX="-5" w:tblpY="1"/>
@@ -33,9 +19,9 @@
         <w:tblLook w:val="0600" w:firstRow="0" w:lastRow="0" w:firstColumn="0" w:lastColumn="0" w:noHBand="1" w:noVBand="1"/>
       </w:tblPr>
       <w:tblGrid>
-        <w:gridCol w:w="3544"/>
-        <w:gridCol w:w="3686"/>
-        <w:gridCol w:w="2126"/>
+        <w:gridCol w:w="3114"/>
+        <w:gridCol w:w="3118"/>
+        <w:gridCol w:w="3124"/>
       </w:tblGrid>
       <w:tr>
         <w:trPr>
@@ -43,7 +29,7 @@
         </w:trPr>
         <w:tc>
           <w:tcPr>
-            <w:tcW w:w="3544" w:type="dxa"/>
+            <w:tcW w:w="3114" w:type="dxa"/>
           </w:tcPr>
           <w:p>
             <w:pPr>
@@ -84,7 +70,6 @@
               </w:rPr>
               <w:t>{</w:t>
             </w:r>
-            <w:proofErr w:type="spellStart"/>
             <w:r>
               <w:rPr>
                 <w:rFonts w:ascii="BC Sans" w:eastAsia="BC Sans" w:hAnsi="BC Sans" w:cs="BC Sans"/>
@@ -93,7 +78,6 @@
               </w:rPr>
               <w:t>facilityName</w:t>
             </w:r>
-            <w:proofErr w:type="spellEnd"/>
             <w:r>
               <w:rPr>
                 <w:rFonts w:ascii="BC Sans" w:eastAsia="BC Sans" w:hAnsi="BC Sans" w:cs="BC Sans"/>
@@ -116,7 +100,7 @@
         </w:tc>
         <w:tc>
           <w:tcPr>
-            <w:tcW w:w="3686" w:type="dxa"/>
+            <w:tcW w:w="3118" w:type="dxa"/>
           </w:tcPr>
           <w:p>
             <w:pPr>
@@ -139,20 +123,7 @@
                 <w:szCs w:val="24"/>
                 <w:lang w:val="en-US"/>
               </w:rPr>
-              <w:t xml:space="preserve">Inspection </w:t>
-            </w:r>
-            <w:proofErr w:type="gramStart"/>
-            <w:r>
-              <w:rPr>
-                <w:rFonts w:ascii="BC Sans" w:eastAsia="BC Sans" w:hAnsi="BC Sans" w:cs="BC Sans"/>
-                <w:b/>
-                <w:bCs/>
-                <w:color w:val="1A1A2E"/>
-                <w:sz w:val="24"/>
-                <w:szCs w:val="24"/>
-                <w:lang w:val="en-US"/>
-              </w:rPr>
-              <w:t xml:space="preserve">Date: </w:t>
+              <w:t xml:space="preserve">Inspection Date: </w:t>
             </w:r>
             <w:r>
               <w:rPr>
@@ -174,8 +145,6 @@
               </w:rPr>
               <w:t>{</w:t>
             </w:r>
-            <w:proofErr w:type="spellStart"/>
-            <w:proofErr w:type="gramEnd"/>
             <w:r>
               <w:rPr>
                 <w:rFonts w:ascii="BC Sans" w:eastAsia="BC Sans" w:hAnsi="BC Sans" w:cs="BC Sans"/>
@@ -185,7 +154,6 @@
               </w:rPr>
               <w:t>inspectionDate</w:t>
             </w:r>
-            <w:proofErr w:type="spellEnd"/>
             <w:r>
               <w:rPr>
                 <w:rFonts w:ascii="BC Sans" w:eastAsia="BC Sans" w:hAnsi="BC Sans" w:cs="BC Sans"/>
@@ -210,7 +178,7 @@
         </w:tc>
         <w:tc>
           <w:tcPr>
-            <w:tcW w:w="2126" w:type="dxa"/>
+            <w:tcW w:w="3124" w:type="dxa"/>
           </w:tcPr>
           <w:p>
             <w:pPr>
@@ -226,20 +194,7 @@
                 <w:szCs w:val="24"/>
                 <w:lang w:val="en-US"/>
               </w:rPr>
-              <w:t xml:space="preserve">Inspection </w:t>
-            </w:r>
-            <w:proofErr w:type="gramStart"/>
-            <w:r>
-              <w:rPr>
-                <w:rFonts w:ascii="BC Sans" w:eastAsia="BC Sans" w:hAnsi="BC Sans" w:cs="BC Sans"/>
-                <w:b/>
-                <w:bCs/>
-                <w:color w:val="1A1A2E"/>
-                <w:sz w:val="24"/>
-                <w:szCs w:val="24"/>
-                <w:lang w:val="en-US"/>
-              </w:rPr>
-              <w:t xml:space="preserve">Type: </w:t>
+              <w:t xml:space="preserve">Inspection Type: </w:t>
             </w:r>
             <w:r>
               <w:rPr>
@@ -261,8 +216,6 @@
               </w:rPr>
               <w:t>{</w:t>
             </w:r>
-            <w:proofErr w:type="spellStart"/>
-            <w:proofErr w:type="gramEnd"/>
             <w:r>
               <w:rPr>
                 <w:rFonts w:ascii="BC Sans" w:eastAsia="BC Sans" w:hAnsi="BC Sans" w:cs="BC Sans"/>
@@ -272,7 +225,6 @@
               </w:rPr>
               <w:t>inspectionType</w:t>
             </w:r>
-            <w:proofErr w:type="spellEnd"/>
             <w:r>
               <w:rPr>
                 <w:rFonts w:ascii="BC Sans" w:eastAsia="BC Sans" w:hAnsi="BC Sans" w:cs="BC Sans"/>
@@ -302,7 +254,7 @@
         </w:trPr>
         <w:tc>
           <w:tcPr>
-            <w:tcW w:w="3544" w:type="dxa"/>
+            <w:tcW w:w="3114" w:type="dxa"/>
           </w:tcPr>
           <w:p>
             <w:pPr>
@@ -343,7 +295,6 @@
               </w:rPr>
               <w:t>{</w:t>
             </w:r>
-            <w:proofErr w:type="spellStart"/>
             <w:r>
               <w:rPr>
                 <w:rFonts w:ascii="BC Sans" w:eastAsia="BC Sans" w:hAnsi="BC Sans" w:cs="BC Sans"/>
@@ -352,7 +303,6 @@
               </w:rPr>
               <w:t>facilityType</w:t>
             </w:r>
-            <w:proofErr w:type="spellEnd"/>
             <w:r>
               <w:rPr>
                 <w:rFonts w:ascii="BC Sans" w:eastAsia="BC Sans" w:hAnsi="BC Sans" w:cs="BC Sans"/>
@@ -374,7 +324,7 @@
         </w:tc>
         <w:tc>
           <w:tcPr>
-            <w:tcW w:w="3686" w:type="dxa"/>
+            <w:tcW w:w="3118" w:type="dxa"/>
           </w:tcPr>
           <w:p>
             <w:pPr>
@@ -391,7 +341,7 @@
         </w:tc>
         <w:tc>
           <w:tcPr>
-            <w:tcW w:w="2126" w:type="dxa"/>
+            <w:tcW w:w="3124" w:type="dxa"/>
           </w:tcPr>
           <w:p>
             <w:pPr>
@@ -413,7 +363,7 @@
         </w:trPr>
         <w:tc>
           <w:tcPr>
-            <w:tcW w:w="3544" w:type="dxa"/>
+            <w:tcW w:w="3114" w:type="dxa"/>
           </w:tcPr>
           <w:p>
             <w:pPr>
@@ -541,7 +491,7 @@
         </w:tc>
         <w:tc>
           <w:tcPr>
-            <w:tcW w:w="3686" w:type="dxa"/>
+            <w:tcW w:w="3118" w:type="dxa"/>
           </w:tcPr>
           <w:p>
             <w:pPr>
@@ -598,7 +548,6 @@
               </w:rPr>
               <w:t>{</w:t>
             </w:r>
-            <w:proofErr w:type="spellStart"/>
             <w:r>
               <w:rPr>
                 <w:rFonts w:ascii="BC Sans" w:eastAsia="BC Sans" w:hAnsi="BC Sans" w:cs="BC Sans"/>
@@ -608,7 +557,6 @@
               </w:rPr>
               <w:t>facilityNumber</w:t>
             </w:r>
-            <w:proofErr w:type="spellEnd"/>
             <w:r>
               <w:rPr>
                 <w:rFonts w:ascii="BC Sans" w:eastAsia="BC Sans" w:hAnsi="BC Sans" w:cs="BC Sans"/>
@@ -623,7 +571,7 @@
         </w:tc>
         <w:tc>
           <w:tcPr>
-            <w:tcW w:w="2126" w:type="dxa"/>
+            <w:tcW w:w="3124" w:type="dxa"/>
           </w:tcPr>
           <w:p>
             <w:pPr>
@@ -648,9 +596,8 @@
                 <w:szCs w:val="24"/>
                 <w:lang w:val="en-US"/>
               </w:rPr>
-              <w:t>{{#timeSpent</w:t>
-            </w:r>
-            <w:proofErr w:type="gramStart"/>
+              <w:t>{{#timeSpent}}</w:t>
+            </w:r>
             <w:r>
               <w:rPr>
                 <w:rFonts w:ascii="BC Sans" w:eastAsia="BC Sans" w:hAnsi="BC Sans" w:cs="BC Sans"/>
@@ -661,32 +608,7 @@
                 <w:szCs w:val="24"/>
                 <w:lang w:val="en-US"/>
               </w:rPr>
-              <w:t>}}</w:t>
-            </w:r>
-            <w:r>
-              <w:rPr>
-                <w:rFonts w:ascii="BC Sans" w:eastAsia="BC Sans" w:hAnsi="BC Sans" w:cs="BC Sans"/>
-                <w:b/>
-                <w:bCs/>
-                <w:color w:val="1A1A2E"/>
-                <w:sz w:val="24"/>
-                <w:szCs w:val="24"/>
-                <w:lang w:val="en-US"/>
-              </w:rPr>
-              <w:t>Time</w:t>
-            </w:r>
-            <w:proofErr w:type="gramEnd"/>
-            <w:r>
-              <w:rPr>
-                <w:rFonts w:ascii="BC Sans" w:eastAsia="BC Sans" w:hAnsi="BC Sans" w:cs="BC Sans"/>
-                <w:b/>
-                <w:bCs/>
-                <w:color w:val="1A1A2E"/>
-                <w:sz w:val="24"/>
-                <w:szCs w:val="24"/>
-                <w:lang w:val="en-US"/>
-              </w:rPr>
-              <w:t xml:space="preserve"> Spent: </w:t>
+              <w:t xml:space="preserve">Time Spent: </w:t>
             </w:r>
             <w:r>
               <w:rPr>
@@ -708,7 +630,6 @@
               </w:rPr>
               <w:t>{</w:t>
             </w:r>
-            <w:proofErr w:type="spellStart"/>
             <w:r>
               <w:rPr>
                 <w:rFonts w:ascii="BC Sans" w:eastAsia="BC Sans" w:hAnsi="BC Sans" w:cs="BC Sans"/>
@@ -718,50 +639,15 @@
               </w:rPr>
               <w:t>timeSpent</w:t>
             </w:r>
-            <w:proofErr w:type="spellEnd"/>
-            <w:proofErr w:type="gramStart"/>
-            <w:r>
-              <w:rPr>
-                <w:rFonts w:ascii="BC Sans" w:eastAsia="BC Sans" w:hAnsi="BC Sans" w:cs="BC Sans"/>
-                <w:color w:val="1A1A2E"/>
-                <w:sz w:val="24"/>
-                <w:szCs w:val="24"/>
-                <w:lang w:val="en-US"/>
-              </w:rPr>
-              <w:t>}}{</w:t>
-            </w:r>
-            <w:proofErr w:type="gramEnd"/>
-            <w:r>
-              <w:rPr>
-                <w:rFonts w:ascii="BC Sans" w:eastAsia="BC Sans" w:hAnsi="BC Sans" w:cs="BC Sans"/>
-                <w:color w:val="1A1A2E"/>
-                <w:sz w:val="24"/>
-                <w:szCs w:val="24"/>
-                <w:lang w:val="en-US"/>
-              </w:rPr>
-              <w:t>{/</w:t>
-            </w:r>
-            <w:proofErr w:type="spellStart"/>
-            <w:r>
-              <w:rPr>
-                <w:rFonts w:ascii="BC Sans" w:eastAsia="BC Sans" w:hAnsi="BC Sans" w:cs="BC Sans"/>
-                <w:color w:val="1A1A2E"/>
-                <w:sz w:val="24"/>
-                <w:szCs w:val="24"/>
-                <w:lang w:val="en-US"/>
-              </w:rPr>
-              <w:t>timeSpent</w:t>
-            </w:r>
-            <w:proofErr w:type="spellEnd"/>
-            <w:r>
-              <w:rPr>
-                <w:rFonts w:ascii="BC Sans" w:eastAsia="BC Sans" w:hAnsi="BC Sans" w:cs="BC Sans"/>
-                <w:color w:val="1A1A2E"/>
-                <w:sz w:val="24"/>
-                <w:szCs w:val="24"/>
-                <w:lang w:val="en-US"/>
-              </w:rPr>
-              <w:t>}}</w:t>
+            <w:r>
+              <w:rPr>
+                <w:rFonts w:ascii="BC Sans" w:eastAsia="BC Sans" w:hAnsi="BC Sans" w:cs="BC Sans"/>
+                <w:color w:val="1A1A2E"/>
+                <w:sz w:val="24"/>
+                <w:szCs w:val="24"/>
+                <w:lang w:val="en-US"/>
+              </w:rPr>
+              <w:t>}}{{/timeSpent}}</w:t>
             </w:r>
           </w:p>
         </w:tc>
@@ -772,7 +658,7 @@
         </w:trPr>
         <w:tc>
           <w:tcPr>
-            <w:tcW w:w="3544" w:type="dxa"/>
+            <w:tcW w:w="3114" w:type="dxa"/>
           </w:tcPr>
           <w:p>
             <w:pPr>
@@ -824,7 +710,6 @@
               </w:rPr>
               <w:t>{</w:t>
             </w:r>
-            <w:proofErr w:type="spellStart"/>
             <w:r>
               <w:rPr>
                 <w:rFonts w:ascii="BC Sans" w:eastAsia="BC Sans" w:hAnsi="BC Sans" w:cs="BC Sans"/>
@@ -834,7 +719,6 @@
               </w:rPr>
               <w:t>legalName</w:t>
             </w:r>
-            <w:proofErr w:type="spellEnd"/>
             <w:r>
               <w:rPr>
                 <w:rFonts w:ascii="BC Sans" w:eastAsia="BC Sans" w:hAnsi="BC Sans" w:cs="BC Sans"/>
@@ -866,7 +750,7 @@
         </w:tc>
         <w:tc>
           <w:tcPr>
-            <w:tcW w:w="3686" w:type="dxa"/>
+            <w:tcW w:w="3118" w:type="dxa"/>
           </w:tcPr>
           <w:p>
             <w:pPr>
@@ -920,7 +804,6 @@
               </w:rPr>
               <w:t>{{</w:t>
             </w:r>
-            <w:proofErr w:type="spellStart"/>
             <w:r>
               <w:rPr>
                 <w:rFonts w:ascii="BC Sans" w:eastAsia="BC Sans" w:hAnsi="BC Sans" w:cs="BC Sans"/>
@@ -930,40 +813,21 @@
               </w:rPr>
               <w:t>legalName</w:t>
             </w:r>
-            <w:proofErr w:type="spellEnd"/>
-            <w:r>
-              <w:rPr>
-                <w:rFonts w:ascii="BC Sans" w:eastAsia="BC Sans" w:hAnsi="BC Sans" w:cs="BC Sans"/>
-                <w:sz w:val="24"/>
-                <w:szCs w:val="24"/>
-              </w:rPr>
-              <w:t>Email</w:t>
-            </w:r>
-            <w:proofErr w:type="gramStart"/>
-            <w:r>
-              <w:rPr>
-                <w:rFonts w:ascii="BC Sans" w:eastAsia="BC Sans" w:hAnsi="BC Sans" w:cs="BC Sans"/>
-                <w:sz w:val="24"/>
-                <w:szCs w:val="24"/>
-              </w:rPr>
-              <w:t>}}</w:t>
-            </w:r>
-            <w:r>
-              <w:rPr>
-                <w:rFonts w:ascii="BC Sans" w:eastAsia="BC Sans" w:hAnsi="BC Sans" w:cs="BC Sans"/>
-                <w:sz w:val="24"/>
-                <w:szCs w:val="24"/>
-              </w:rPr>
-              <w:t>{</w:t>
-            </w:r>
-            <w:proofErr w:type="gramEnd"/>
-            <w:r>
-              <w:rPr>
-                <w:rFonts w:ascii="BC Sans" w:eastAsia="BC Sans" w:hAnsi="BC Sans" w:cs="BC Sans"/>
-                <w:sz w:val="24"/>
-                <w:szCs w:val="24"/>
-              </w:rPr>
-              <w:t>{#IF_showLegalNamePhone}}</w:t>
+            <w:r>
+              <w:rPr>
+                <w:rFonts w:ascii="BC Sans" w:eastAsia="BC Sans" w:hAnsi="BC Sans" w:cs="BC Sans"/>
+                <w:sz w:val="24"/>
+                <w:szCs w:val="24"/>
+              </w:rPr>
+              <w:t>Email}}</w:t>
+            </w:r>
+            <w:r>
+              <w:rPr>
+                <w:rFonts w:ascii="BC Sans" w:eastAsia="BC Sans" w:hAnsi="BC Sans" w:cs="BC Sans"/>
+                <w:sz w:val="24"/>
+                <w:szCs w:val="24"/>
+              </w:rPr>
+              <w:t>{{#IF_showLegalNamePhone}}</w:t>
             </w:r>
             <w:r>
               <w:rPr>
@@ -979,43 +843,7 @@
                 <w:sz w:val="24"/>
                 <w:szCs w:val="24"/>
               </w:rPr>
-              <w:t>Phone: {{legalNamePhone</w:t>
-            </w:r>
-            <w:proofErr w:type="gramStart"/>
-            <w:r>
-              <w:rPr>
-                <w:rFonts w:ascii="BC Sans" w:eastAsia="BC Sans" w:hAnsi="BC Sans" w:cs="BC Sans"/>
-                <w:sz w:val="24"/>
-                <w:szCs w:val="24"/>
-              </w:rPr>
-              <w:t>}}{</w:t>
-            </w:r>
-            <w:proofErr w:type="gramEnd"/>
-            <w:r>
-              <w:rPr>
-                <w:rFonts w:ascii="BC Sans" w:eastAsia="BC Sans" w:hAnsi="BC Sans" w:cs="BC Sans"/>
-                <w:sz w:val="24"/>
-                <w:szCs w:val="24"/>
-              </w:rPr>
-              <w:t>{/IF_showLegalNamePhone</w:t>
-            </w:r>
-            <w:proofErr w:type="gramStart"/>
-            <w:r>
-              <w:rPr>
-                <w:rFonts w:ascii="BC Sans" w:eastAsia="BC Sans" w:hAnsi="BC Sans" w:cs="BC Sans"/>
-                <w:sz w:val="24"/>
-                <w:szCs w:val="24"/>
-              </w:rPr>
-              <w:t>}}{</w:t>
-            </w:r>
-            <w:proofErr w:type="gramEnd"/>
-            <w:r>
-              <w:rPr>
-                <w:rFonts w:ascii="BC Sans" w:eastAsia="BC Sans" w:hAnsi="BC Sans" w:cs="BC Sans"/>
-                <w:sz w:val="24"/>
-                <w:szCs w:val="24"/>
-              </w:rPr>
-              <w:t>{#IF_showLegalNameMobile}}</w:t>
+              <w:t>Phone: {{legalNamePhone}}{{/IF_showLegalNamePhone}}{{#IF_showLegalNameMobile}}</w:t>
             </w:r>
             <w:r>
               <w:rPr>
@@ -1031,59 +859,13 @@
                 <w:sz w:val="24"/>
                 <w:szCs w:val="24"/>
               </w:rPr>
-              <w:t>Mobile: {{</w:t>
-            </w:r>
-            <w:proofErr w:type="spellStart"/>
-            <w:r>
-              <w:rPr>
-                <w:rFonts w:ascii="BC Sans" w:eastAsia="BC Sans" w:hAnsi="BC Sans" w:cs="BC Sans"/>
-                <w:sz w:val="24"/>
-                <w:szCs w:val="24"/>
-              </w:rPr>
-              <w:t>legalNameMobile</w:t>
-            </w:r>
-            <w:proofErr w:type="spellEnd"/>
-            <w:proofErr w:type="gramStart"/>
-            <w:r>
-              <w:rPr>
-                <w:rFonts w:ascii="BC Sans" w:eastAsia="BC Sans" w:hAnsi="BC Sans" w:cs="BC Sans"/>
-                <w:sz w:val="24"/>
-                <w:szCs w:val="24"/>
-              </w:rPr>
-              <w:t>}}{</w:t>
-            </w:r>
-            <w:proofErr w:type="gramEnd"/>
-            <w:r>
-              <w:rPr>
-                <w:rFonts w:ascii="BC Sans" w:eastAsia="BC Sans" w:hAnsi="BC Sans" w:cs="BC Sans"/>
-                <w:sz w:val="24"/>
-                <w:szCs w:val="24"/>
-              </w:rPr>
-              <w:t>{/</w:t>
-            </w:r>
-            <w:proofErr w:type="spellStart"/>
-            <w:r>
-              <w:rPr>
-                <w:rFonts w:ascii="BC Sans" w:eastAsia="BC Sans" w:hAnsi="BC Sans" w:cs="BC Sans"/>
-                <w:sz w:val="24"/>
-                <w:szCs w:val="24"/>
-              </w:rPr>
-              <w:t>IF_showLegalNameMobile</w:t>
-            </w:r>
-            <w:proofErr w:type="spellEnd"/>
-            <w:r>
-              <w:rPr>
-                <w:rFonts w:ascii="BC Sans" w:eastAsia="BC Sans" w:hAnsi="BC Sans" w:cs="BC Sans"/>
-                <w:sz w:val="24"/>
-                <w:szCs w:val="24"/>
-              </w:rPr>
-              <w:t>}}</w:t>
+              <w:t>Mobile: {{legalNameMobile}}{{/IF_showLegalNameMobile}}</w:t>
             </w:r>
           </w:p>
         </w:tc>
         <w:tc>
           <w:tcPr>
-            <w:tcW w:w="2126" w:type="dxa"/>
+            <w:tcW w:w="3124" w:type="dxa"/>
           </w:tcPr>
           <w:p>
             <w:pPr>
@@ -1106,20 +888,7 @@
                 <w:szCs w:val="24"/>
                 <w:lang w:val="en-US"/>
               </w:rPr>
-              <w:t xml:space="preserve">Follow-up </w:t>
-            </w:r>
-            <w:proofErr w:type="gramStart"/>
-            <w:r>
-              <w:rPr>
-                <w:rFonts w:ascii="BC Sans" w:eastAsia="BC Sans" w:hAnsi="BC Sans" w:cs="BC Sans"/>
-                <w:b/>
-                <w:bCs/>
-                <w:color w:val="1A1A2E"/>
-                <w:sz w:val="24"/>
-                <w:szCs w:val="24"/>
-                <w:lang w:val="en-US"/>
-              </w:rPr>
-              <w:t xml:space="preserve">Required: </w:t>
+              <w:t xml:space="preserve">Follow-up Required: </w:t>
             </w:r>
             <w:r>
               <w:rPr>
@@ -1141,8 +910,6 @@
               </w:rPr>
               <w:t>{</w:t>
             </w:r>
-            <w:proofErr w:type="spellStart"/>
-            <w:proofErr w:type="gramEnd"/>
             <w:r>
               <w:rPr>
                 <w:rFonts w:ascii="BC Sans" w:eastAsia="BC Sans" w:hAnsi="BC Sans" w:cs="BC Sans"/>
@@ -1152,7 +919,6 @@
               </w:rPr>
               <w:t>followUpRequired</w:t>
             </w:r>
-            <w:proofErr w:type="spellEnd"/>
             <w:r>
               <w:rPr>
                 <w:rFonts w:ascii="BC Sans" w:eastAsia="BC Sans" w:hAnsi="BC Sans" w:cs="BC Sans"/>
@@ -1172,7 +938,7 @@
         </w:trPr>
         <w:tc>
           <w:tcPr>
-            <w:tcW w:w="3544" w:type="dxa"/>
+            <w:tcW w:w="3114" w:type="dxa"/>
           </w:tcPr>
           <w:p>
             <w:pPr>
@@ -1204,33 +970,13 @@
                 <w:szCs w:val="24"/>
                 <w:lang w:val="en-US"/>
               </w:rPr>
-              <w:t>{{</w:t>
-            </w:r>
-            <w:proofErr w:type="spellStart"/>
-            <w:r>
-              <w:rPr>
-                <w:rFonts w:ascii="BC Sans" w:eastAsia="BC Sans" w:hAnsi="BC Sans" w:cs="BC Sans"/>
-                <w:sz w:val="24"/>
-                <w:szCs w:val="24"/>
-                <w:lang w:val="en-US"/>
-              </w:rPr>
-              <w:t>primaryOwner</w:t>
-            </w:r>
-            <w:proofErr w:type="spellEnd"/>
-            <w:r>
-              <w:rPr>
-                <w:rFonts w:ascii="BC Sans" w:eastAsia="BC Sans" w:hAnsi="BC Sans" w:cs="BC Sans"/>
-                <w:sz w:val="24"/>
-                <w:szCs w:val="24"/>
-                <w:lang w:val="en-US"/>
-              </w:rPr>
-              <w:t>}}</w:t>
+              <w:t>{{primaryOwner}}</w:t>
             </w:r>
           </w:p>
         </w:tc>
         <w:tc>
           <w:tcPr>
-            <w:tcW w:w="3686" w:type="dxa"/>
+            <w:tcW w:w="3118" w:type="dxa"/>
           </w:tcPr>
           <w:p>
             <w:pPr>
@@ -1247,7 +993,7 @@
         </w:tc>
         <w:tc>
           <w:tcPr>
-            <w:tcW w:w="2126" w:type="dxa"/>
+            <w:tcW w:w="3124" w:type="dxa"/>
           </w:tcPr>
           <w:p>
             <w:pPr>
@@ -1280,8 +1026,8 @@
           <w:b/>
           <w:bCs/>
           <w:color w:val="2F5496" w:themeColor="accent1" w:themeShade="BF"/>
-          <w:sz w:val="28"/>
-          <w:szCs w:val="28"/>
+          <w:sz w:val="24"/>
+          <w:szCs w:val="24"/>
           <w:lang w:val="en-CA"/>
         </w:rPr>
         <w:t>{{#IF_showOpeningComments}}</w:t>
@@ -1328,7 +1074,6 @@
           <w:sz w:val="28"/>
           <w:szCs w:val="28"/>
         </w:rPr>
-        <w:lastRenderedPageBreak/>
         <w:br/>
       </w:r>
       <w:r>
@@ -1339,64 +1084,7 @@
           <w:szCs w:val="24"/>
           <w:lang w:val="en-CA"/>
         </w:rPr>
-        <w:t>{{</w:t>
-      </w:r>
-      <w:proofErr w:type="spellStart"/>
-      <w:r>
-        <w:rPr>
-          <w:rFonts w:ascii="BC Sans" w:hAnsi="BC Sans"/>
-          <w:color w:val="000000" w:themeColor="text1"/>
-          <w:sz w:val="24"/>
-          <w:szCs w:val="24"/>
-          <w:lang w:val="en-CA"/>
-        </w:rPr>
-        <w:t>openingComments</w:t>
-      </w:r>
-      <w:proofErr w:type="spellEnd"/>
-      <w:proofErr w:type="gramStart"/>
-      <w:r>
-        <w:rPr>
-          <w:rFonts w:ascii="BC Sans" w:hAnsi="BC Sans"/>
-          <w:color w:val="000000" w:themeColor="text1"/>
-          <w:sz w:val="24"/>
-          <w:szCs w:val="24"/>
-          <w:lang w:val="en-CA"/>
-        </w:rPr>
-        <w:t>}}{</w:t>
-      </w:r>
-      <w:proofErr w:type="gramEnd"/>
-      <w:r>
-        <w:rPr>
-          <w:rFonts w:ascii="BC Sans" w:hAnsi="BC Sans"/>
-          <w:color w:val="000000" w:themeColor="text1"/>
-          <w:sz w:val="24"/>
-          <w:szCs w:val="24"/>
-          <w:lang w:val="en-CA"/>
-        </w:rPr>
-        <w:t>{/</w:t>
-      </w:r>
-      <w:proofErr w:type="spellStart"/>
-      <w:r>
-        <w:rPr>
-          <w:rFonts w:ascii="BC Sans" w:hAnsi="BC Sans"/>
-          <w:color w:val="000000" w:themeColor="text1"/>
-          <w:sz w:val="24"/>
-          <w:szCs w:val="24"/>
-          <w:lang w:val="en-CA"/>
-        </w:rPr>
-        <w:t>IF_showOpeningComments</w:t>
-      </w:r>
-      <w:proofErr w:type="spellEnd"/>
-      <w:proofErr w:type="gramStart"/>
-      <w:r>
-        <w:rPr>
-          <w:rFonts w:ascii="BC Sans" w:hAnsi="BC Sans"/>
-          <w:color w:val="000000" w:themeColor="text1"/>
-          <w:sz w:val="24"/>
-          <w:szCs w:val="24"/>
-          <w:lang w:val="en-CA"/>
-        </w:rPr>
-        <w:t>}}</w:t>
+        <w:t>{{openingComments}}{{/IF_showOpeningComments}}</w:t>
       </w:r>
       <w:r>
         <w:rPr>
@@ -1405,17 +1093,7 @@
           <w:sz w:val="24"/>
           <w:szCs w:val="24"/>
         </w:rPr>
-        <w:t>{</w:t>
-      </w:r>
-      <w:proofErr w:type="gramEnd"/>
-      <w:r>
-        <w:rPr>
-          <w:rFonts w:ascii="BC Sans" w:hAnsi="BC Sans"/>
-          <w:color w:val="000000" w:themeColor="text1"/>
-          <w:sz w:val="24"/>
-          <w:szCs w:val="24"/>
-        </w:rPr>
-        <w:t>{#InspectionFindings}}</w:t>
+        <w:t>{{#InspectionFindings}}</w:t>
       </w:r>
     </w:p>
     <w:p>
@@ -1430,6 +1108,7 @@
         </w:rPr>
       </w:pPr>
       <w:r>
+        <w:lastRenderedPageBreak/>
         <w:br/>
       </w:r>
       <w:r>
@@ -1442,6 +1121,17 @@
           <w:szCs w:val="28"/>
         </w:rPr>
         <w:t>Inspection Findings</w:t>
+      </w:r>
+      <w:r>
+        <w:rPr>
+          <w:rFonts w:ascii="BC Sans" w:hAnsi="BC Sans"/>
+          <w:b/>
+          <w:bCs/>
+          <w:color w:val="2F5496" w:themeColor="accent1" w:themeShade="BF"/>
+          <w:sz w:val="28"/>
+          <w:szCs w:val="28"/>
+        </w:rPr>
+        <w:br/>
       </w:r>
     </w:p>
     <w:tbl>
@@ -1467,7 +1157,6 @@
       <w:tr>
         <w:trPr>
           <w:trHeight w:val="300"/>
-          <w:tblHeader/>
         </w:trPr>
         <w:tc>
           <w:tcPr>
@@ -1497,33 +1186,7 @@
                 <w:szCs w:val="24"/>
                 <w:lang w:val="en-CA"/>
               </w:rPr>
-              <w:t>{{#findings</w:t>
-            </w:r>
-            <w:proofErr w:type="gramStart"/>
-            <w:r>
-              <w:rPr>
-                <w:rFonts w:ascii="BC Sans" w:eastAsia="BC Sans" w:hAnsi="BC Sans" w:cs="BC Sans"/>
-                <w:b/>
-                <w:bCs/>
-                <w:color w:val="FFFFFF" w:themeColor="background1"/>
-                <w:sz w:val="24"/>
-                <w:szCs w:val="24"/>
-                <w:lang w:val="en-CA"/>
-              </w:rPr>
-              <w:t>}}{</w:t>
-            </w:r>
-            <w:proofErr w:type="gramEnd"/>
-            <w:r>
-              <w:rPr>
-                <w:rFonts w:ascii="BC Sans" w:eastAsia="BC Sans" w:hAnsi="BC Sans" w:cs="BC Sans"/>
-                <w:b/>
-                <w:bCs/>
-                <w:color w:val="FFFFFF" w:themeColor="background1"/>
-                <w:sz w:val="24"/>
-                <w:szCs w:val="24"/>
-                <w:lang w:val="en-CA"/>
-              </w:rPr>
-              <w:t>{categoryName}}</w:t>
+              <w:t>{{#findings}}{{categoryName}}</w:t>
             </w:r>
           </w:p>
         </w:tc>
@@ -1583,47 +1246,7 @@
                 <w:szCs w:val="24"/>
                 <w:lang w:val="en-CA"/>
               </w:rPr>
-              <w:t>{{#questions</w:t>
-            </w:r>
-            <w:proofErr w:type="gramStart"/>
-            <w:r>
-              <w:rPr>
-                <w:rFonts w:ascii="BC Sans" w:eastAsia="BC Sans" w:hAnsi="BC Sans" w:cs="BC Sans"/>
-                <w:sz w:val="24"/>
-                <w:szCs w:val="24"/>
-                <w:lang w:val="en-CA"/>
-              </w:rPr>
-              <w:t>}}{</w:t>
-            </w:r>
-            <w:proofErr w:type="gramEnd"/>
-            <w:r>
-              <w:rPr>
-                <w:rFonts w:ascii="BC Sans" w:eastAsia="BC Sans" w:hAnsi="BC Sans" w:cs="BC Sans"/>
-                <w:sz w:val="24"/>
-                <w:szCs w:val="24"/>
-                <w:lang w:val="en-CA"/>
-              </w:rPr>
-              <w:t>{question</w:t>
-            </w:r>
-            <w:proofErr w:type="gramStart"/>
-            <w:r>
-              <w:rPr>
-                <w:rFonts w:ascii="BC Sans" w:eastAsia="BC Sans" w:hAnsi="BC Sans" w:cs="BC Sans"/>
-                <w:sz w:val="24"/>
-                <w:szCs w:val="24"/>
-                <w:lang w:val="en-CA"/>
-              </w:rPr>
-              <w:t>}}{</w:t>
-            </w:r>
-            <w:proofErr w:type="gramEnd"/>
-            <w:r>
-              <w:rPr>
-                <w:rFonts w:ascii="BC Sans" w:eastAsia="BC Sans" w:hAnsi="BC Sans" w:cs="BC Sans"/>
-                <w:sz w:val="24"/>
-                <w:szCs w:val="24"/>
-                <w:lang w:val="en-CA"/>
-              </w:rPr>
-              <w:t>{#IF_showObservations}}</w:t>
+              <w:t>{{#questions}}{{question}}{{#IF_showObservations}}</w:t>
             </w:r>
           </w:p>
           <w:p>
@@ -1688,9 +1311,8 @@
                 <w:szCs w:val="24"/>
                 <w:lang w:val="en-CA"/>
               </w:rPr>
-              <w:t>{</w:t>
-            </w:r>
-            <w:proofErr w:type="gramStart"/>
+              <w:t>{{.}}{{/cannedComments}}</w:t>
+            </w:r>
             <w:r>
               <w:rPr>
                 <w:rFonts w:ascii="BC Sans" w:eastAsia="BC Sans" w:hAnsi="BC Sans" w:cs="BC Sans"/>
@@ -1698,66 +1320,7 @@
                 <w:szCs w:val="24"/>
                 <w:lang w:val="en-CA"/>
               </w:rPr>
-              <w:t>{.}}{</w:t>
-            </w:r>
-            <w:proofErr w:type="gramEnd"/>
-            <w:r>
-              <w:rPr>
-                <w:rFonts w:ascii="BC Sans" w:eastAsia="BC Sans" w:hAnsi="BC Sans" w:cs="BC Sans"/>
-                <w:sz w:val="24"/>
-                <w:szCs w:val="24"/>
-                <w:lang w:val="en-CA"/>
-              </w:rPr>
-              <w:t>{/cannedComments</w:t>
-            </w:r>
-            <w:proofErr w:type="gramStart"/>
-            <w:r>
-              <w:rPr>
-                <w:rFonts w:ascii="BC Sans" w:eastAsia="BC Sans" w:hAnsi="BC Sans" w:cs="BC Sans"/>
-                <w:sz w:val="24"/>
-                <w:szCs w:val="24"/>
-                <w:lang w:val="en-CA"/>
-              </w:rPr>
-              <w:t>}}</w:t>
-            </w:r>
-            <w:r>
-              <w:rPr>
-                <w:rFonts w:ascii="BC Sans" w:eastAsia="BC Sans" w:hAnsi="BC Sans" w:cs="BC Sans"/>
-                <w:sz w:val="24"/>
-                <w:szCs w:val="24"/>
-                <w:lang w:val="en-CA"/>
-              </w:rPr>
-              <w:t>{</w:t>
-            </w:r>
-            <w:proofErr w:type="gramEnd"/>
-            <w:r>
-              <w:rPr>
-                <w:rFonts w:ascii="BC Sans" w:eastAsia="BC Sans" w:hAnsi="BC Sans" w:cs="BC Sans"/>
-                <w:sz w:val="24"/>
-                <w:szCs w:val="24"/>
-                <w:lang w:val="en-CA"/>
-              </w:rPr>
-              <w:t>{/IF_showObservations</w:t>
-            </w:r>
-            <w:proofErr w:type="gramStart"/>
-            <w:r>
-              <w:rPr>
-                <w:rFonts w:ascii="BC Sans" w:eastAsia="BC Sans" w:hAnsi="BC Sans" w:cs="BC Sans"/>
-                <w:sz w:val="24"/>
-                <w:szCs w:val="24"/>
-                <w:lang w:val="en-CA"/>
-              </w:rPr>
-              <w:t>}}{</w:t>
-            </w:r>
-            <w:proofErr w:type="gramEnd"/>
-            <w:r>
-              <w:rPr>
-                <w:rFonts w:ascii="BC Sans" w:eastAsia="BC Sans" w:hAnsi="BC Sans" w:cs="BC Sans"/>
-                <w:sz w:val="24"/>
-                <w:szCs w:val="24"/>
-                <w:lang w:val="en-CA"/>
-              </w:rPr>
-              <w:t>{#IF_showComments}}</w:t>
+              <w:t>{{/IF_showObservations}}{{#IF_showComments}}</w:t>
             </w:r>
           </w:p>
           <w:p>
@@ -1788,48 +1351,7 @@
                 <w:szCs w:val="24"/>
                 <w:lang w:val="en-CA"/>
               </w:rPr>
-              <w:t xml:space="preserve"> {{comments</w:t>
-            </w:r>
-            <w:proofErr w:type="gramStart"/>
-            <w:r>
-              <w:rPr>
-                <w:rFonts w:ascii="BC Sans" w:eastAsia="BC Sans" w:hAnsi="BC Sans" w:cs="BC Sans"/>
-                <w:sz w:val="24"/>
-                <w:szCs w:val="24"/>
-                <w:lang w:val="en-CA"/>
-              </w:rPr>
-              <w:t>}}{</w:t>
-            </w:r>
-            <w:proofErr w:type="gramEnd"/>
-            <w:r>
-              <w:rPr>
-                <w:rFonts w:ascii="BC Sans" w:eastAsia="BC Sans" w:hAnsi="BC Sans" w:cs="BC Sans"/>
-                <w:sz w:val="24"/>
-                <w:szCs w:val="24"/>
-                <w:lang w:val="en-CA"/>
-              </w:rPr>
-              <w:t>{/</w:t>
-            </w:r>
-            <w:proofErr w:type="spellStart"/>
-            <w:r>
-              <w:rPr>
-                <w:rFonts w:ascii="BC Sans" w:eastAsia="BC Sans" w:hAnsi="BC Sans" w:cs="BC Sans"/>
-                <w:sz w:val="24"/>
-                <w:szCs w:val="24"/>
-                <w:lang w:val="en-CA"/>
-              </w:rPr>
-              <w:t>IF_showComments</w:t>
-            </w:r>
-            <w:proofErr w:type="spellEnd"/>
-            <w:proofErr w:type="gramStart"/>
-            <w:r>
-              <w:rPr>
-                <w:rFonts w:ascii="BC Sans" w:eastAsia="BC Sans" w:hAnsi="BC Sans" w:cs="BC Sans"/>
-                <w:sz w:val="24"/>
-                <w:szCs w:val="24"/>
-                <w:lang w:val="en-CA"/>
-              </w:rPr>
-              <w:t>}}</w:t>
+              <w:t xml:space="preserve"> {{comments}}{{/IF_showComments}}</w:t>
             </w:r>
             <w:r>
               <w:rPr>
@@ -1838,17 +1360,7 @@
                 <w:szCs w:val="18"/>
                 <w:lang w:val="en-CA"/>
               </w:rPr>
-              <w:t>{</w:t>
-            </w:r>
-            <w:proofErr w:type="gramEnd"/>
-            <w:r>
-              <w:rPr>
-                <w:rFonts w:ascii="BC Sans" w:eastAsia="BC Sans" w:hAnsi="BC Sans" w:cs="BC Sans"/>
-                <w:sz w:val="18"/>
-                <w:szCs w:val="18"/>
-                <w:lang w:val="en-CA"/>
-              </w:rPr>
-              <w:t>{#IF_showAction}}</w:t>
+              <w:t>{{#IF_showAction}}</w:t>
             </w:r>
           </w:p>
           <w:p>
@@ -1888,58 +1400,7 @@
                 <w:szCs w:val="24"/>
                 <w:lang w:val="en-CA"/>
               </w:rPr>
-              <w:t>{{</w:t>
-            </w:r>
-            <w:proofErr w:type="spellStart"/>
-            <w:r>
-              <w:rPr>
-                <w:rFonts w:ascii="BC Sans" w:eastAsia="BC Sans" w:hAnsi="BC Sans" w:cs="BC Sans"/>
-                <w:sz w:val="24"/>
-                <w:szCs w:val="24"/>
-                <w:lang w:val="en-CA"/>
-              </w:rPr>
-              <w:t>correctiveAction</w:t>
-            </w:r>
-            <w:proofErr w:type="spellEnd"/>
-            <w:proofErr w:type="gramStart"/>
-            <w:r>
-              <w:rPr>
-                <w:rFonts w:ascii="BC Sans" w:eastAsia="BC Sans" w:hAnsi="BC Sans" w:cs="BC Sans"/>
-                <w:sz w:val="24"/>
-                <w:szCs w:val="24"/>
-                <w:lang w:val="en-CA"/>
-              </w:rPr>
-              <w:t>}}{</w:t>
-            </w:r>
-            <w:proofErr w:type="gramEnd"/>
-            <w:r>
-              <w:rPr>
-                <w:rFonts w:ascii="BC Sans" w:eastAsia="BC Sans" w:hAnsi="BC Sans" w:cs="BC Sans"/>
-                <w:sz w:val="24"/>
-                <w:szCs w:val="24"/>
-                <w:lang w:val="en-CA"/>
-              </w:rPr>
-              <w:t>{/</w:t>
-            </w:r>
-            <w:proofErr w:type="spellStart"/>
-            <w:r>
-              <w:rPr>
-                <w:rFonts w:ascii="BC Sans" w:eastAsia="BC Sans" w:hAnsi="BC Sans" w:cs="BC Sans"/>
-                <w:sz w:val="24"/>
-                <w:szCs w:val="24"/>
-                <w:lang w:val="en-CA"/>
-              </w:rPr>
-              <w:t>IF_showAction</w:t>
-            </w:r>
-            <w:proofErr w:type="spellEnd"/>
-            <w:r>
-              <w:rPr>
-                <w:rFonts w:ascii="BC Sans" w:eastAsia="BC Sans" w:hAnsi="BC Sans" w:cs="BC Sans"/>
-                <w:sz w:val="24"/>
-                <w:szCs w:val="24"/>
-                <w:lang w:val="en-CA"/>
-              </w:rPr>
-              <w:t>}}</w:t>
+              <w:t>{{correctiveAction}}{{/IF_showAction}}</w:t>
             </w:r>
           </w:p>
         </w:tc>
@@ -1981,9 +1442,28 @@
                 <w:szCs w:val="24"/>
                 <w:lang w:val="en-CA"/>
               </w:rPr>
-              <w:t>{{#IF_statusRed</w:t>
-            </w:r>
-            <w:proofErr w:type="gramStart"/>
+              <w:t>{{#IF_statusRed}}{{complianceStatus}}{{/IF_statusRed}}</w:t>
+            </w:r>
+            <w:r>
+              <w:rPr>
+                <w:rFonts w:ascii="BC Sans" w:eastAsia="BC Sans" w:hAnsi="BC Sans" w:cs="BC Sans"/>
+                <w:color w:val="1A1A2E"/>
+                <w:sz w:val="24"/>
+                <w:szCs w:val="24"/>
+                <w:lang w:val="en-CA"/>
+              </w:rPr>
+              <w:t>{{#IF_statusNormal}}{{complianceStatus}}{{/IF_statusNormal}}</w:t>
+            </w:r>
+            <w:r>
+              <w:rPr>
+                <w:rFonts w:ascii="BC Sans" w:eastAsia="BC Sans" w:hAnsi="BC Sans" w:cs="BC Sans"/>
+                <w:color w:val="1A1A2E"/>
+                <w:sz w:val="24"/>
+                <w:szCs w:val="24"/>
+                <w:lang w:val="en-CA"/>
+              </w:rPr>
+              <w:t>{{#IF_showCDI}}</w:t>
+            </w:r>
             <w:r>
               <w:rPr>
                 <w:rFonts w:ascii="BC Sans" w:eastAsia="BC Sans" w:hAnsi="BC Sans" w:cs="BC Sans"/>
@@ -1992,171 +1472,8 @@
                 <w:szCs w:val="24"/>
                 <w:lang w:val="en-CA"/>
               </w:rPr>
-              <w:t>}}{</w:t>
-            </w:r>
-            <w:proofErr w:type="gramEnd"/>
-            <w:r>
-              <w:rPr>
-                <w:rFonts w:ascii="BC Sans" w:eastAsia="BC Sans" w:hAnsi="BC Sans" w:cs="BC Sans"/>
-                <w:color w:val="ED0000"/>
-                <w:sz w:val="24"/>
-                <w:szCs w:val="24"/>
-                <w:lang w:val="en-CA"/>
-              </w:rPr>
-              <w:t>{complianceStatus</w:t>
-            </w:r>
-            <w:proofErr w:type="gramStart"/>
-            <w:r>
-              <w:rPr>
-                <w:rFonts w:ascii="BC Sans" w:eastAsia="BC Sans" w:hAnsi="BC Sans" w:cs="BC Sans"/>
-                <w:color w:val="ED0000"/>
-                <w:sz w:val="24"/>
-                <w:szCs w:val="24"/>
-                <w:lang w:val="en-CA"/>
-              </w:rPr>
-              <w:t>}}{</w:t>
-            </w:r>
-            <w:proofErr w:type="gramEnd"/>
-            <w:r>
-              <w:rPr>
-                <w:rFonts w:ascii="BC Sans" w:eastAsia="BC Sans" w:hAnsi="BC Sans" w:cs="BC Sans"/>
-                <w:color w:val="ED0000"/>
-                <w:sz w:val="24"/>
-                <w:szCs w:val="24"/>
-                <w:lang w:val="en-CA"/>
-              </w:rPr>
-              <w:t>{/IF_statusRed</w:t>
-            </w:r>
-            <w:proofErr w:type="gramStart"/>
-            <w:r>
-              <w:rPr>
-                <w:rFonts w:ascii="BC Sans" w:eastAsia="BC Sans" w:hAnsi="BC Sans" w:cs="BC Sans"/>
-                <w:color w:val="ED0000"/>
-                <w:sz w:val="24"/>
-                <w:szCs w:val="24"/>
-                <w:lang w:val="en-CA"/>
-              </w:rPr>
-              <w:t>}}</w:t>
-            </w:r>
-            <w:r>
-              <w:rPr>
-                <w:rFonts w:ascii="BC Sans" w:eastAsia="BC Sans" w:hAnsi="BC Sans" w:cs="BC Sans"/>
-                <w:color w:val="1A1A2E"/>
-                <w:sz w:val="24"/>
-                <w:szCs w:val="24"/>
-                <w:lang w:val="en-CA"/>
-              </w:rPr>
-              <w:t>{</w:t>
-            </w:r>
-            <w:proofErr w:type="gramEnd"/>
-            <w:r>
-              <w:rPr>
-                <w:rFonts w:ascii="BC Sans" w:eastAsia="BC Sans" w:hAnsi="BC Sans" w:cs="BC Sans"/>
-                <w:color w:val="1A1A2E"/>
-                <w:sz w:val="24"/>
-                <w:szCs w:val="24"/>
-                <w:lang w:val="en-CA"/>
-              </w:rPr>
-              <w:t>{#IF_statusNormal</w:t>
-            </w:r>
-            <w:proofErr w:type="gramStart"/>
-            <w:r>
-              <w:rPr>
-                <w:rFonts w:ascii="BC Sans" w:eastAsia="BC Sans" w:hAnsi="BC Sans" w:cs="BC Sans"/>
-                <w:color w:val="1A1A2E"/>
-                <w:sz w:val="24"/>
-                <w:szCs w:val="24"/>
-                <w:lang w:val="en-CA"/>
-              </w:rPr>
-              <w:t>}}{</w:t>
-            </w:r>
-            <w:proofErr w:type="gramEnd"/>
-            <w:r>
-              <w:rPr>
-                <w:rFonts w:ascii="BC Sans" w:eastAsia="BC Sans" w:hAnsi="BC Sans" w:cs="BC Sans"/>
-                <w:color w:val="1A1A2E"/>
-                <w:sz w:val="24"/>
-                <w:szCs w:val="24"/>
-                <w:lang w:val="en-CA"/>
-              </w:rPr>
-              <w:t>{complianceStatus</w:t>
-            </w:r>
-            <w:proofErr w:type="gramStart"/>
-            <w:r>
-              <w:rPr>
-                <w:rFonts w:ascii="BC Sans" w:eastAsia="BC Sans" w:hAnsi="BC Sans" w:cs="BC Sans"/>
-                <w:color w:val="1A1A2E"/>
-                <w:sz w:val="24"/>
-                <w:szCs w:val="24"/>
-                <w:lang w:val="en-CA"/>
-              </w:rPr>
-              <w:t>}}{</w:t>
-            </w:r>
-            <w:proofErr w:type="gramEnd"/>
-            <w:r>
-              <w:rPr>
-                <w:rFonts w:ascii="BC Sans" w:eastAsia="BC Sans" w:hAnsi="BC Sans" w:cs="BC Sans"/>
-                <w:color w:val="1A1A2E"/>
-                <w:sz w:val="24"/>
-                <w:szCs w:val="24"/>
-                <w:lang w:val="en-CA"/>
-              </w:rPr>
-              <w:t>{/IF_statusNormal</w:t>
-            </w:r>
-            <w:proofErr w:type="gramStart"/>
-            <w:r>
-              <w:rPr>
-                <w:rFonts w:ascii="BC Sans" w:eastAsia="BC Sans" w:hAnsi="BC Sans" w:cs="BC Sans"/>
-                <w:color w:val="1A1A2E"/>
-                <w:sz w:val="24"/>
-                <w:szCs w:val="24"/>
-                <w:lang w:val="en-CA"/>
-              </w:rPr>
-              <w:t>}}</w:t>
-            </w:r>
-            <w:r>
-              <w:rPr>
-                <w:rFonts w:ascii="BC Sans" w:eastAsia="BC Sans" w:hAnsi="BC Sans" w:cs="BC Sans"/>
-                <w:color w:val="1A1A2E"/>
-                <w:sz w:val="24"/>
-                <w:szCs w:val="24"/>
-                <w:lang w:val="en-CA"/>
-              </w:rPr>
-              <w:t>{</w:t>
-            </w:r>
-            <w:proofErr w:type="gramEnd"/>
-            <w:r>
-              <w:rPr>
-                <w:rFonts w:ascii="BC Sans" w:eastAsia="BC Sans" w:hAnsi="BC Sans" w:cs="BC Sans"/>
-                <w:color w:val="1A1A2E"/>
-                <w:sz w:val="24"/>
-                <w:szCs w:val="24"/>
-                <w:lang w:val="en-CA"/>
-              </w:rPr>
-              <w:t>{#IF_showCDI</w:t>
-            </w:r>
-            <w:proofErr w:type="gramStart"/>
-            <w:r>
-              <w:rPr>
-                <w:rFonts w:ascii="BC Sans" w:eastAsia="BC Sans" w:hAnsi="BC Sans" w:cs="BC Sans"/>
-                <w:color w:val="1A1A2E"/>
-                <w:sz w:val="24"/>
-                <w:szCs w:val="24"/>
-                <w:lang w:val="en-CA"/>
-              </w:rPr>
-              <w:t>}}</w:t>
-            </w:r>
-            <w:r>
-              <w:rPr>
-                <w:rFonts w:ascii="BC Sans" w:eastAsia="BC Sans" w:hAnsi="BC Sans" w:cs="BC Sans"/>
-                <w:color w:val="ED0000"/>
-                <w:sz w:val="24"/>
-                <w:szCs w:val="24"/>
-                <w:lang w:val="en-CA"/>
-              </w:rPr>
               <w:t>Corrected</w:t>
             </w:r>
-            <w:proofErr w:type="gramEnd"/>
             <w:r>
               <w:rPr>
                 <w:rFonts w:ascii="Courier New" w:eastAsia="Times New Roman" w:hAnsi="Courier New" w:cs="Courier New"/>
@@ -2195,9 +1512,8 @@
                 <w:szCs w:val="24"/>
                 <w:lang w:val="en-CA"/>
               </w:rPr>
-              <w:t>/</w:t>
-            </w:r>
-            <w:proofErr w:type="spellStart"/>
+              <w:t>/IF_showCDI</w:t>
+            </w:r>
             <w:r>
               <w:rPr>
                 <w:rFonts w:ascii="BC Sans" w:eastAsia="BC Sans" w:hAnsi="BC Sans" w:cs="BC Sans"/>
@@ -2206,10 +1522,8 @@
                 <w:szCs w:val="24"/>
                 <w:lang w:val="en-CA"/>
               </w:rPr>
-              <w:t>IF_showCDI</w:t>
-            </w:r>
-            <w:proofErr w:type="spellEnd"/>
-            <w:proofErr w:type="gramStart"/>
+              <w:t>}}{{#IF_showDueDate}}</w:t>
+            </w:r>
             <w:r>
               <w:rPr>
                 <w:rFonts w:ascii="BC Sans" w:eastAsia="BC Sans" w:hAnsi="BC Sans" w:cs="BC Sans"/>
@@ -2218,9 +1532,8 @@
                 <w:szCs w:val="24"/>
                 <w:lang w:val="en-CA"/>
               </w:rPr>
-              <w:t>}}{</w:t>
-            </w:r>
-            <w:proofErr w:type="gramEnd"/>
+              <w:br/>
+            </w:r>
             <w:r>
               <w:rPr>
                 <w:rFonts w:ascii="BC Sans" w:eastAsia="BC Sans" w:hAnsi="BC Sans" w:cs="BC Sans"/>
@@ -2229,7 +1542,7 @@
                 <w:szCs w:val="24"/>
                 <w:lang w:val="en-CA"/>
               </w:rPr>
-              <w:t>{#IF_showDueDate}}</w:t>
+              <w:br/>
             </w:r>
             <w:r>
               <w:rPr>
@@ -2239,7 +1552,7 @@
                 <w:szCs w:val="24"/>
                 <w:lang w:val="en-CA"/>
               </w:rPr>
-              <w:br/>
+              <w:t>Compliance Due Date:</w:t>
             </w:r>
             <w:r>
               <w:rPr>
@@ -2249,7 +1562,7 @@
                 <w:szCs w:val="24"/>
                 <w:lang w:val="en-CA"/>
               </w:rPr>
-              <w:br/>
+              <w:t xml:space="preserve"> </w:t>
             </w:r>
             <w:r>
               <w:rPr>
@@ -2259,7 +1572,7 @@
                 <w:szCs w:val="24"/>
                 <w:lang w:val="en-CA"/>
               </w:rPr>
-              <w:t>Compliance Due Date:</w:t>
+              <w:t>{{complianceDueDate}}</w:t>
             </w:r>
             <w:r>
               <w:rPr>
@@ -2269,7 +1582,7 @@
                 <w:szCs w:val="24"/>
                 <w:lang w:val="en-CA"/>
               </w:rPr>
-              <w:t xml:space="preserve"> </w:t>
+              <w:t>{{/IF_showDueDate}}</w:t>
             </w:r>
             <w:r>
               <w:rPr>
@@ -2279,100 +1592,14 @@
                 <w:szCs w:val="24"/>
                 <w:lang w:val="en-CA"/>
               </w:rPr>
-              <w:t>{{complianceDueDate</w:t>
-            </w:r>
-            <w:proofErr w:type="gramStart"/>
-            <w:r>
-              <w:rPr>
-                <w:rFonts w:ascii="BC Sans" w:eastAsia="BC Sans" w:hAnsi="BC Sans" w:cs="BC Sans"/>
-                <w:color w:val="1A1A2E"/>
-                <w:sz w:val="24"/>
-                <w:szCs w:val="24"/>
-                <w:lang w:val="en-CA"/>
-              </w:rPr>
-              <w:t>}}</w:t>
-            </w:r>
-            <w:r>
-              <w:rPr>
-                <w:rFonts w:ascii="BC Sans" w:eastAsia="BC Sans" w:hAnsi="BC Sans" w:cs="BC Sans"/>
-                <w:color w:val="1A1A2E"/>
-                <w:sz w:val="24"/>
-                <w:szCs w:val="24"/>
-                <w:lang w:val="en-CA"/>
-              </w:rPr>
-              <w:t>{</w:t>
-            </w:r>
-            <w:proofErr w:type="gramEnd"/>
-            <w:r>
-              <w:rPr>
-                <w:rFonts w:ascii="BC Sans" w:eastAsia="BC Sans" w:hAnsi="BC Sans" w:cs="BC Sans"/>
-                <w:color w:val="1A1A2E"/>
-                <w:sz w:val="24"/>
-                <w:szCs w:val="24"/>
-                <w:lang w:val="en-CA"/>
-              </w:rPr>
-              <w:t>{/IF_showDueDate</w:t>
-            </w:r>
-            <w:proofErr w:type="gramStart"/>
-            <w:r>
-              <w:rPr>
-                <w:rFonts w:ascii="BC Sans" w:eastAsia="BC Sans" w:hAnsi="BC Sans" w:cs="BC Sans"/>
-                <w:color w:val="1A1A2E"/>
-                <w:sz w:val="24"/>
-                <w:szCs w:val="24"/>
-                <w:lang w:val="en-CA"/>
-              </w:rPr>
-              <w:t>}}</w:t>
-            </w:r>
-            <w:r>
-              <w:rPr>
-                <w:rFonts w:ascii="BC Sans" w:eastAsia="BC Sans" w:hAnsi="BC Sans" w:cs="BC Sans"/>
-                <w:color w:val="1A1A2E"/>
-                <w:sz w:val="24"/>
-                <w:szCs w:val="24"/>
-                <w:lang w:val="en-CA"/>
-              </w:rPr>
-              <w:t>{</w:t>
-            </w:r>
-            <w:proofErr w:type="gramEnd"/>
-            <w:r>
-              <w:rPr>
-                <w:rFonts w:ascii="BC Sans" w:eastAsia="BC Sans" w:hAnsi="BC Sans" w:cs="BC Sans"/>
-                <w:color w:val="1A1A2E"/>
-                <w:sz w:val="24"/>
-                <w:szCs w:val="24"/>
-                <w:lang w:val="en-CA"/>
-              </w:rPr>
-              <w:t>{/questions</w:t>
-            </w:r>
-            <w:proofErr w:type="gramStart"/>
-            <w:r>
-              <w:rPr>
-                <w:rFonts w:ascii="BC Sans" w:eastAsia="BC Sans" w:hAnsi="BC Sans" w:cs="BC Sans"/>
-                <w:color w:val="1A1A2E"/>
-                <w:sz w:val="24"/>
-                <w:szCs w:val="24"/>
-                <w:lang w:val="en-CA"/>
-              </w:rPr>
-              <w:t>}}{</w:t>
-            </w:r>
-            <w:proofErr w:type="gramEnd"/>
-            <w:r>
-              <w:rPr>
-                <w:rFonts w:ascii="BC Sans" w:eastAsia="BC Sans" w:hAnsi="BC Sans" w:cs="BC Sans"/>
-                <w:color w:val="1A1A2E"/>
-                <w:sz w:val="24"/>
-                <w:szCs w:val="24"/>
-                <w:lang w:val="en-CA"/>
-              </w:rPr>
-              <w:t>{/findings}}</w:t>
+              <w:t>{{/questions}}{{/findings}}</w:t>
             </w:r>
           </w:p>
         </w:tc>
       </w:tr>
     </w:tbl>
     <w:p>
-      <w:r>
+      <w:pPr>
         <w:rPr>
           <w:rFonts w:ascii="BC Sans" w:hAnsi="BC Sans"/>
           <w:b/>
@@ -2381,7 +1608,17 @@
           <w:sz w:val="28"/>
           <w:szCs w:val="28"/>
         </w:rPr>
-        <w:t>{{</w:t>
+      </w:pPr>
+      <w:r>
+        <w:rPr>
+          <w:rFonts w:ascii="BC Sans" w:hAnsi="BC Sans"/>
+          <w:b/>
+          <w:bCs/>
+          <w:color w:val="2F5496" w:themeColor="accent1" w:themeShade="BF"/>
+          <w:sz w:val="24"/>
+          <w:szCs w:val="24"/>
+        </w:rPr>
+        <w:t>{{/InspectionFindings}}</w:t>
       </w:r>
       <w:r>
         <w:rPr>
@@ -2389,60 +1626,11 @@
           <w:b/>
           <w:bCs/>
           <w:color w:val="2F5496" w:themeColor="accent1" w:themeShade="BF"/>
-          <w:sz w:val="28"/>
-          <w:szCs w:val="28"/>
-        </w:rPr>
-        <w:t>/</w:t>
-      </w:r>
-      <w:proofErr w:type="spellStart"/>
-      <w:r>
-        <w:rPr>
-          <w:rFonts w:ascii="BC Sans" w:hAnsi="BC Sans"/>
-          <w:b/>
-          <w:bCs/>
-          <w:color w:val="2F5496" w:themeColor="accent1" w:themeShade="BF"/>
-          <w:sz w:val="28"/>
-          <w:szCs w:val="28"/>
-        </w:rPr>
-        <w:t>InspectionFindings</w:t>
-      </w:r>
-      <w:proofErr w:type="spellEnd"/>
-      <w:proofErr w:type="gramStart"/>
-      <w:r>
-        <w:rPr>
-          <w:rFonts w:ascii="BC Sans" w:hAnsi="BC Sans"/>
-          <w:b/>
-          <w:bCs/>
-          <w:color w:val="2F5496" w:themeColor="accent1" w:themeShade="BF"/>
-          <w:sz w:val="28"/>
-          <w:szCs w:val="28"/>
-        </w:rPr>
-        <w:t>}}</w:t>
-      </w:r>
-      <w:r>
-        <w:rPr>
-          <w:rFonts w:ascii="BC Sans" w:hAnsi="BC Sans"/>
-          <w:b/>
-          <w:bCs/>
-          <w:color w:val="2F5496" w:themeColor="accent1" w:themeShade="BF"/>
-          <w:sz w:val="28"/>
-          <w:szCs w:val="28"/>
+          <w:sz w:val="24"/>
+          <w:szCs w:val="24"/>
           <w:lang w:val="en-CA"/>
         </w:rPr>
-        <w:t>{</w:t>
-      </w:r>
-      <w:proofErr w:type="gramEnd"/>
-      <w:r>
-        <w:rPr>
-          <w:rFonts w:ascii="BC Sans" w:hAnsi="BC Sans"/>
-          <w:b/>
-          <w:bCs/>
-          <w:color w:val="2F5496" w:themeColor="accent1" w:themeShade="BF"/>
-          <w:sz w:val="28"/>
-          <w:szCs w:val="28"/>
-          <w:lang w:val="en-CA"/>
-        </w:rPr>
-        <w:t>{#IF_showEducationChecklist}}</w:t>
+        <w:t>{{#IF_showEducationChecklist}}</w:t>
       </w:r>
       <w:r>
         <w:rPr>
@@ -2468,111 +1656,211 @@
         <w:t>Education Checklist</w:t>
       </w:r>
       <w:r>
+        <w:rPr>
+          <w:rFonts w:ascii="BC Sans" w:hAnsi="BC Sans"/>
+          <w:b/>
+          <w:bCs/>
+          <w:color w:val="2F5496" w:themeColor="accent1" w:themeShade="BF"/>
+          <w:sz w:val="28"/>
+          <w:szCs w:val="28"/>
+        </w:rPr>
         <w:br/>
       </w:r>
-      <w:r>
-        <w:rPr>
-          <w:rFonts w:ascii="BC Sans" w:hAnsi="BC Sans"/>
-          <w:sz w:val="10"/>
-          <w:szCs w:val="10"/>
-        </w:rPr>
-        <w:t>{{#educationChecklist}}</w:t>
-      </w:r>
     </w:p>
-    <w:p>
-      <w:pPr>
-        <w:pStyle w:val="ListParagraph"/>
-        <w:numPr>
-          <w:ilvl w:val="0"/>
-          <w:numId w:val="2"/>
-        </w:numPr>
-        <w:rPr>
-          <w:rFonts w:ascii="BC Sans" w:hAnsi="BC Sans"/>
-          <w:sz w:val="24"/>
-          <w:szCs w:val="24"/>
-        </w:rPr>
-      </w:pPr>
-      <w:proofErr w:type="gramStart"/>
-      <w:r>
-        <w:rPr>
-          <w:rFonts w:ascii="BC Sans" w:hAnsi="BC Sans"/>
-          <w:sz w:val="24"/>
-          <w:szCs w:val="24"/>
-        </w:rPr>
-        <w:t>{{.}}</w:t>
-      </w:r>
-      <w:proofErr w:type="gramEnd"/>
-    </w:p>
+    <w:tbl>
+      <w:tblPr>
+        <w:tblStyle w:val="TableGrid"/>
+        <w:tblW w:w="0" w:type="auto"/>
+        <w:tblLook w:val="04A0" w:firstRow="1" w:lastRow="0" w:firstColumn="1" w:lastColumn="0" w:noHBand="0" w:noVBand="1"/>
+      </w:tblPr>
+      <w:tblGrid>
+        <w:gridCol w:w="9350"/>
+      </w:tblGrid>
+      <w:tr>
+        <w:tc>
+          <w:tcPr>
+            <w:tcW w:w="9350" w:type="dxa"/>
+            <w:tcBorders>
+              <w:bottom w:val="nil"/>
+            </w:tcBorders>
+          </w:tcPr>
+          <w:p>
+            <w:pPr>
+              <w:rPr>
+                <w:rFonts w:ascii="BC Sans" w:hAnsi="BC Sans"/>
+                <w:sz w:val="24"/>
+                <w:szCs w:val="24"/>
+              </w:rPr>
+            </w:pPr>
+            <w:r>
+              <w:rPr>
+                <w:rFonts w:ascii="BC Sans" w:hAnsi="BC Sans"/>
+                <w:sz w:val="24"/>
+                <w:szCs w:val="24"/>
+              </w:rPr>
+              <w:t>{{#educationChecklist}}</w:t>
+            </w:r>
+            <w:r>
+              <w:rPr>
+                <w:rFonts w:ascii="BC Sans" w:hAnsi="BC Sans"/>
+                <w:b/>
+                <w:bCs/>
+                <w:sz w:val="24"/>
+                <w:szCs w:val="24"/>
+              </w:rPr>
+              <w:t>{{question}}</w:t>
+            </w:r>
+            <w:r>
+              <w:rPr>
+                <w:rFonts w:ascii="BC Sans" w:hAnsi="BC Sans"/>
+                <w:sz w:val="24"/>
+                <w:szCs w:val="24"/>
+              </w:rPr>
+              <w:t>{{#IF_showChecklistItems}}</w:t>
+            </w:r>
+            <w:r>
+              <w:rPr>
+                <w:rFonts w:ascii="BC Sans" w:hAnsi="BC Sans"/>
+                <w:b/>
+                <w:bCs/>
+                <w:sz w:val="24"/>
+                <w:szCs w:val="24"/>
+              </w:rPr>
+              <w:br/>
+            </w:r>
+            <w:r>
+              <w:rPr>
+                <w:rFonts w:ascii="BC Sans" w:hAnsi="BC Sans"/>
+                <w:b/>
+                <w:bCs/>
+                <w:sz w:val="24"/>
+                <w:szCs w:val="24"/>
+              </w:rPr>
+              <w:br/>
+            </w:r>
+            <w:r>
+              <w:rPr>
+                <w:rFonts w:ascii="BC Sans" w:hAnsi="BC Sans"/>
+                <w:b/>
+                <w:bCs/>
+                <w:sz w:val="24"/>
+                <w:szCs w:val="24"/>
+              </w:rPr>
+              <w:t>Checklist item(s):</w:t>
+            </w:r>
+            <w:r>
+              <w:rPr>
+                <w:rFonts w:ascii="BC Sans" w:hAnsi="BC Sans"/>
+                <w:sz w:val="24"/>
+                <w:szCs w:val="24"/>
+              </w:rPr>
+              <w:t>{{/IF_showChecklistItems}}</w:t>
+            </w:r>
+          </w:p>
+          <w:p>
+            <w:pPr>
+              <w:rPr>
+                <w:rFonts w:ascii="BC Sans" w:hAnsi="BC Sans"/>
+                <w:sz w:val="10"/>
+                <w:szCs w:val="10"/>
+              </w:rPr>
+            </w:pPr>
+            <w:r>
+              <w:rPr>
+                <w:rFonts w:ascii="BC Sans" w:hAnsi="BC Sans"/>
+                <w:sz w:val="10"/>
+                <w:szCs w:val="10"/>
+              </w:rPr>
+              <w:t>{{#cannedComments}}</w:t>
+            </w:r>
+          </w:p>
+          <w:p>
+            <w:pPr>
+              <w:pStyle w:val="ListParagraph"/>
+              <w:numPr>
+                <w:ilvl w:val="0"/>
+                <w:numId w:val="3"/>
+              </w:numPr>
+              <w:rPr>
+                <w:rFonts w:ascii="BC Sans" w:hAnsi="BC Sans"/>
+                <w:sz w:val="24"/>
+                <w:szCs w:val="24"/>
+              </w:rPr>
+            </w:pPr>
+            <w:r>
+              <w:rPr>
+                <w:rFonts w:ascii="BC Sans" w:hAnsi="BC Sans"/>
+                <w:sz w:val="24"/>
+                <w:szCs w:val="24"/>
+              </w:rPr>
+              <w:t>{{.}}</w:t>
+            </w:r>
+          </w:p>
+          <w:p>
+            <w:pPr>
+              <w:rPr>
+                <w:rFonts w:ascii="BC Sans" w:hAnsi="BC Sans"/>
+                <w:sz w:val="10"/>
+                <w:szCs w:val="10"/>
+              </w:rPr>
+            </w:pPr>
+            <w:r>
+              <w:rPr>
+                <w:rFonts w:ascii="BC Sans" w:hAnsi="BC Sans"/>
+                <w:sz w:val="10"/>
+                <w:szCs w:val="10"/>
+              </w:rPr>
+              <w:t>{{/cannedComments}}</w:t>
+            </w:r>
+          </w:p>
+        </w:tc>
+      </w:tr>
+      <w:tr>
+        <w:tc>
+          <w:tcPr>
+            <w:tcW w:w="9350" w:type="dxa"/>
+            <w:tcBorders>
+              <w:top w:val="nil"/>
+            </w:tcBorders>
+          </w:tcPr>
+          <w:p>
+            <w:pPr>
+              <w:rPr>
+                <w:rFonts w:ascii="BC Sans" w:hAnsi="BC Sans"/>
+                <w:sz w:val="24"/>
+                <w:szCs w:val="24"/>
+              </w:rPr>
+            </w:pPr>
+            <w:r>
+              <w:rPr>
+                <w:rFonts w:ascii="BC Sans" w:hAnsi="BC Sans"/>
+                <w:sz w:val="24"/>
+                <w:szCs w:val="24"/>
+              </w:rPr>
+              <w:t>{{/educationChecklist}}</w:t>
+            </w:r>
+          </w:p>
+        </w:tc>
+      </w:tr>
+    </w:tbl>
     <w:p>
       <w:pPr>
         <w:rPr>
-          <w:rFonts w:ascii="BC Sans" w:hAnsi="BC Sans"/>
-          <w:sz w:val="10"/>
-          <w:szCs w:val="10"/>
+          <w:sz w:val="24"/>
+          <w:szCs w:val="24"/>
         </w:rPr>
       </w:pPr>
       <w:r>
         <w:rPr>
           <w:rFonts w:ascii="BC Sans" w:hAnsi="BC Sans"/>
-          <w:sz w:val="10"/>
-          <w:szCs w:val="10"/>
+          <w:b/>
+          <w:bCs/>
+          <w:color w:val="2F5496" w:themeColor="accent1" w:themeShade="BF"/>
+          <w:sz w:val="24"/>
+          <w:szCs w:val="24"/>
+          <w:lang w:val="en-CA"/>
         </w:rPr>
-        <w:t>{{/</w:t>
-      </w:r>
-      <w:proofErr w:type="spellStart"/>
-      <w:r>
-        <w:rPr>
-          <w:rFonts w:ascii="BC Sans" w:hAnsi="BC Sans"/>
-          <w:sz w:val="10"/>
-          <w:szCs w:val="10"/>
-        </w:rPr>
-        <w:t>educationChecklist</w:t>
-      </w:r>
-      <w:proofErr w:type="spellEnd"/>
-      <w:proofErr w:type="gramStart"/>
-      <w:r>
-        <w:rPr>
-          <w:rFonts w:ascii="BC Sans" w:hAnsi="BC Sans"/>
-          <w:sz w:val="10"/>
-          <w:szCs w:val="10"/>
-        </w:rPr>
-        <w:t>}}</w:t>
-      </w:r>
-      <w:r>
-        <w:rPr>
-          <w:rFonts w:ascii="BC Sans" w:hAnsi="BC Sans"/>
-          <w:sz w:val="10"/>
-          <w:szCs w:val="10"/>
-        </w:rPr>
-        <w:t>{</w:t>
-      </w:r>
-      <w:proofErr w:type="gramEnd"/>
-      <w:r>
-        <w:rPr>
-          <w:rFonts w:ascii="BC Sans" w:hAnsi="BC Sans"/>
-          <w:sz w:val="10"/>
-          <w:szCs w:val="10"/>
-        </w:rPr>
-        <w:t>{/</w:t>
-      </w:r>
-      <w:proofErr w:type="spellStart"/>
-      <w:r>
-        <w:rPr>
-          <w:rFonts w:ascii="BC Sans" w:hAnsi="BC Sans"/>
-          <w:sz w:val="10"/>
-          <w:szCs w:val="10"/>
-        </w:rPr>
-        <w:t>IF_showEducationChecklist</w:t>
-      </w:r>
-      <w:proofErr w:type="spellEnd"/>
-      <w:proofErr w:type="gramStart"/>
-      <w:r>
-        <w:rPr>
-          <w:rFonts w:ascii="BC Sans" w:hAnsi="BC Sans"/>
-          <w:sz w:val="10"/>
-          <w:szCs w:val="10"/>
-        </w:rPr>
-        <w:t>}}</w:t>
+        <w:t>{{</w:t>
       </w:r>
       <w:r>
         <w:rPr>
@@ -2580,24 +1868,35 @@
           <w:b/>
           <w:bCs/>
           <w:color w:val="2F5496" w:themeColor="accent1" w:themeShade="BF"/>
-          <w:sz w:val="10"/>
-          <w:szCs w:val="10"/>
+          <w:sz w:val="24"/>
+          <w:szCs w:val="24"/>
           <w:lang w:val="en-CA"/>
         </w:rPr>
-        <w:t>{</w:t>
+        <w:t>/</w:t>
       </w:r>
-      <w:proofErr w:type="gramEnd"/>
       <w:r>
         <w:rPr>
           <w:rFonts w:ascii="BC Sans" w:hAnsi="BC Sans"/>
           <w:b/>
           <w:bCs/>
           <w:color w:val="2F5496" w:themeColor="accent1" w:themeShade="BF"/>
-          <w:sz w:val="10"/>
-          <w:szCs w:val="10"/>
+          <w:sz w:val="24"/>
+          <w:szCs w:val="24"/>
           <w:lang w:val="en-CA"/>
         </w:rPr>
-        <w:t>{#IF_showClosingComments}}</w:t>
+        <w:t>IF_showEducationChecklist}}</w:t>
+      </w:r>
+      <w:r>
+        <w:rPr>
+          <w:rFonts w:ascii="BC Sans" w:hAnsi="BC Sans"/>
+          <w:b/>
+          <w:bCs/>
+          <w:color w:val="2F5496" w:themeColor="accent1" w:themeShade="BF"/>
+          <w:sz w:val="24"/>
+          <w:szCs w:val="24"/>
+          <w:lang w:val="en-CA"/>
+        </w:rPr>
+        <w:t>{{#IF_showClosingComments}}</w:t>
       </w:r>
     </w:p>
     <w:p>
@@ -2638,63 +1937,7 @@
           <w:szCs w:val="24"/>
           <w:lang w:val="en-CA"/>
         </w:rPr>
-        <w:t>{{</w:t>
-      </w:r>
-      <w:proofErr w:type="spellStart"/>
-      <w:r>
-        <w:rPr>
-          <w:rFonts w:ascii="BC Sans" w:hAnsi="BC Sans"/>
-          <w:color w:val="000000" w:themeColor="text1"/>
-          <w:sz w:val="24"/>
-          <w:szCs w:val="24"/>
-          <w:lang w:val="en-CA"/>
-        </w:rPr>
-        <w:t>closingComments</w:t>
-      </w:r>
-      <w:proofErr w:type="spellEnd"/>
-      <w:proofErr w:type="gramStart"/>
-      <w:r>
-        <w:rPr>
-          <w:rFonts w:ascii="BC Sans" w:hAnsi="BC Sans"/>
-          <w:color w:val="000000" w:themeColor="text1"/>
-          <w:sz w:val="24"/>
-          <w:szCs w:val="24"/>
-          <w:lang w:val="en-CA"/>
-        </w:rPr>
-        <w:t>}}{</w:t>
-      </w:r>
-      <w:proofErr w:type="gramEnd"/>
-      <w:r>
-        <w:rPr>
-          <w:rFonts w:ascii="BC Sans" w:hAnsi="BC Sans"/>
-          <w:color w:val="000000" w:themeColor="text1"/>
-          <w:sz w:val="24"/>
-          <w:szCs w:val="24"/>
-          <w:lang w:val="en-CA"/>
-        </w:rPr>
-        <w:t>{/</w:t>
-      </w:r>
-      <w:proofErr w:type="spellStart"/>
-      <w:r>
-        <w:rPr>
-          <w:rFonts w:ascii="BC Sans" w:hAnsi="BC Sans"/>
-          <w:color w:val="000000" w:themeColor="text1"/>
-          <w:sz w:val="24"/>
-          <w:szCs w:val="24"/>
-          <w:lang w:val="en-CA"/>
-        </w:rPr>
-        <w:t>IF_showClosingComments</w:t>
-      </w:r>
-      <w:proofErr w:type="spellEnd"/>
-      <w:r>
-        <w:rPr>
-          <w:rFonts w:ascii="BC Sans" w:hAnsi="BC Sans"/>
-          <w:color w:val="000000" w:themeColor="text1"/>
-          <w:sz w:val="24"/>
-          <w:szCs w:val="24"/>
-          <w:lang w:val="en-CA"/>
-        </w:rPr>
-        <w:t>}}</w:t>
+        <w:t>{{closingComments}}{{/IF_showClosingComments}}</w:t>
       </w:r>
     </w:p>
     <w:p>
@@ -2767,6 +2010,27 @@
               </w:rPr>
               <w:t>Environmental Health Officer:</w:t>
             </w:r>
+            <w:r>
+              <w:rPr>
+                <w:rFonts w:ascii="BC Sans" w:eastAsia="BC Sans" w:hAnsi="BC Sans" w:cs="BC Sans"/>
+                <w:b/>
+                <w:bCs/>
+                <w:sz w:val="24"/>
+                <w:szCs w:val="24"/>
+              </w:rPr>
+              <w:br/>
+            </w:r>
+          </w:p>
+          <w:p>
+            <w:pPr>
+              <w:rPr>
+                <w:rFonts w:ascii="BC Sans" w:eastAsia="BC Sans" w:hAnsi="BC Sans" w:cs="BC Sans"/>
+                <w:b/>
+                <w:bCs/>
+                <w:sz w:val="24"/>
+                <w:szCs w:val="24"/>
+              </w:rPr>
+            </w:pPr>
           </w:p>
           <w:p>
             <w:pPr>
@@ -2783,6 +2047,12 @@
           <w:p>
             <w:pPr>
               <w:spacing w:before="60"/>
+              <w:rPr>
+                <w:rFonts w:ascii="BC Sans" w:eastAsia="BC Sans" w:hAnsi="BC Sans" w:cs="BC Sans"/>
+                <w:sz w:val="24"/>
+                <w:szCs w:val="24"/>
+                <w:lang w:val="en-US"/>
+              </w:rPr>
             </w:pPr>
             <w:r>
               <w:rPr>
@@ -2802,7 +2072,6 @@
               </w:rPr>
               <w:t>{</w:t>
             </w:r>
-            <w:proofErr w:type="spellStart"/>
             <w:r>
               <w:rPr>
                 <w:rFonts w:ascii="BC Sans" w:eastAsia="BC Sans" w:hAnsi="BC Sans" w:cs="BC Sans"/>
@@ -2811,7 +2080,6 @@
               </w:rPr>
               <w:t>environmentalHealthOfficer</w:t>
             </w:r>
-            <w:proofErr w:type="spellEnd"/>
             <w:r>
               <w:rPr>
                 <w:rFonts w:ascii="BC Sans" w:eastAsia="BC Sans" w:hAnsi="BC Sans" w:cs="BC Sans"/>
@@ -2828,7 +2096,7 @@
                 <w:szCs w:val="24"/>
                 <w:lang w:val="en-US"/>
               </w:rPr>
-              <w:t xml:space="preserve">} </w:t>
+              <w:t>}</w:t>
             </w:r>
           </w:p>
           <w:p>
@@ -2842,83 +2110,154 @@
               </w:rPr>
             </w:pPr>
           </w:p>
+          <w:p>
+            <w:pPr>
+              <w:spacing w:before="60"/>
+            </w:pPr>
+          </w:p>
+          <w:p>
+            <w:pPr>
+              <w:spacing w:before="60"/>
+              <w:rPr>
+                <w:rFonts w:ascii="BC Sans" w:eastAsia="BC Sans" w:hAnsi="BC Sans" w:cs="BC Sans"/>
+                <w:sz w:val="24"/>
+                <w:szCs w:val="24"/>
+                <w:lang w:val="en-US"/>
+              </w:rPr>
+            </w:pPr>
+          </w:p>
+          <w:p>
+            <w:pPr>
+              <w:spacing w:before="60"/>
+              <w:rPr>
+                <w:rFonts w:ascii="BC Sans" w:eastAsia="BC Sans" w:hAnsi="BC Sans" w:cs="BC Sans"/>
+                <w:sz w:val="24"/>
+                <w:szCs w:val="24"/>
+                <w:lang w:val="en-US"/>
+              </w:rPr>
+            </w:pPr>
+            <w:r>
+              <w:rPr>
+                <w:rFonts w:ascii="BC Sans" w:eastAsia="BC Sans" w:hAnsi="BC Sans" w:cs="BC Sans"/>
+                <w:b/>
+                <w:bCs/>
+                <w:sz w:val="24"/>
+                <w:szCs w:val="24"/>
+                <w:lang w:val="en-US"/>
+              </w:rPr>
+              <w:t xml:space="preserve">Signature Refusal: </w:t>
+            </w:r>
+            <w:r>
+              <w:rPr>
+                <w:rFonts w:ascii="BC Sans" w:eastAsia="BC Sans" w:hAnsi="BC Sans" w:cs="BC Sans"/>
+                <w:sz w:val="24"/>
+                <w:szCs w:val="24"/>
+                <w:lang w:val="en-US"/>
+              </w:rPr>
+              <w:t>{</w:t>
+            </w:r>
+            <w:r>
+              <w:rPr>
+                <w:rFonts w:ascii="BC Sans" w:eastAsia="BC Sans" w:hAnsi="BC Sans" w:cs="BC Sans"/>
+                <w:sz w:val="24"/>
+                <w:szCs w:val="24"/>
+                <w:lang w:val="en-US"/>
+              </w:rPr>
+              <w:t>{</w:t>
+            </w:r>
+            <w:r>
+              <w:rPr>
+                <w:rFonts w:ascii="BC Sans" w:eastAsia="BC Sans" w:hAnsi="BC Sans" w:cs="BC Sans"/>
+                <w:sz w:val="24"/>
+                <w:szCs w:val="24"/>
+              </w:rPr>
+              <w:t>signatureRefusal</w:t>
+            </w:r>
+            <w:r>
+              <w:rPr>
+                <w:rFonts w:ascii="BC Sans" w:eastAsia="BC Sans" w:hAnsi="BC Sans" w:cs="BC Sans"/>
+                <w:sz w:val="24"/>
+                <w:szCs w:val="24"/>
+                <w:lang w:val="en-US"/>
+              </w:rPr>
+              <w:t>}}</w:t>
+            </w:r>
+          </w:p>
+          <w:p>
+            <w:pPr>
+              <w:spacing w:before="60"/>
+              <w:rPr>
+                <w:rFonts w:ascii="BC Sans" w:eastAsia="BC Sans" w:hAnsi="BC Sans" w:cs="BC Sans"/>
+                <w:sz w:val="24"/>
+                <w:szCs w:val="24"/>
+                <w:lang w:val="en-US"/>
+              </w:rPr>
+            </w:pPr>
+          </w:p>
+          <w:p>
+            <w:pPr>
+              <w:spacing w:before="60"/>
+              <w:rPr>
+                <w:rFonts w:ascii="BC Sans" w:eastAsia="BC Sans" w:hAnsi="BC Sans" w:cs="BC Sans"/>
+                <w:sz w:val="24"/>
+                <w:szCs w:val="24"/>
+                <w:lang w:val="en-US"/>
+              </w:rPr>
+            </w:pPr>
+            <w:r>
+              <w:rPr>
+                <w:rFonts w:ascii="BC Sans" w:eastAsia="BC Sans" w:hAnsi="BC Sans" w:cs="BC Sans"/>
+                <w:b/>
+                <w:bCs/>
+                <w:sz w:val="24"/>
+                <w:szCs w:val="24"/>
+                <w:lang w:val="en-CA"/>
+              </w:rPr>
+              <w:t>{{#IF_showDeliveryMethod}}</w:t>
+            </w:r>
+            <w:r>
+              <w:rPr>
+                <w:rFonts w:ascii="BC Sans" w:eastAsia="BC Sans" w:hAnsi="BC Sans" w:cs="BC Sans"/>
+                <w:b/>
+                <w:bCs/>
+                <w:sz w:val="24"/>
+                <w:szCs w:val="24"/>
+                <w:lang w:val="en-US"/>
+              </w:rPr>
+              <w:t xml:space="preserve">Intended Delivery Method: </w:t>
+            </w:r>
+            <w:r>
+              <w:rPr>
+                <w:rFonts w:ascii="BC Sans" w:eastAsia="BC Sans" w:hAnsi="BC Sans" w:cs="BC Sans"/>
+                <w:sz w:val="24"/>
+                <w:szCs w:val="24"/>
+                <w:lang w:val="en-CA"/>
+              </w:rPr>
+              <w:t>{{deliveryMethod}}</w:t>
+            </w:r>
+            <w:r>
+              <w:rPr>
+                <w:rFonts w:ascii="Courier New" w:eastAsia="Times New Roman" w:hAnsi="Courier New" w:cs="Courier New"/>
+                <w:color w:val="D7BA7D"/>
+                <w:sz w:val="18"/>
+                <w:szCs w:val="18"/>
+                <w:lang w:val="en-CA" w:eastAsia="en-CA"/>
+              </w:rPr>
+              <w:t xml:space="preserve"> </w:t>
+            </w:r>
+            <w:r>
+              <w:rPr>
+                <w:rFonts w:ascii="BC Sans" w:eastAsia="BC Sans" w:hAnsi="BC Sans" w:cs="BC Sans"/>
+                <w:sz w:val="24"/>
+                <w:szCs w:val="24"/>
+                <w:lang w:val="en-CA"/>
+              </w:rPr>
+              <w:t>{{/IF_showDeliveryMethod}}</w:t>
+            </w:r>
+          </w:p>
         </w:tc>
       </w:tr>
     </w:tbl>
-    <w:p>
-      <w:pPr>
-        <w:spacing w:before="120"/>
-        <w:rPr>
-          <w:rFonts w:ascii="BC Sans" w:eastAsia="BC Sans" w:hAnsi="BC Sans" w:cs="BC Sans"/>
-          <w:b/>
-          <w:bCs/>
-          <w:sz w:val="24"/>
-          <w:szCs w:val="24"/>
-          <w:lang w:val="en-US"/>
-        </w:rPr>
-      </w:pPr>
-      <w:r>
-        <w:rPr>
-          <w:rFonts w:ascii="BC Sans" w:eastAsia="BC Sans" w:hAnsi="BC Sans" w:cs="BC Sans"/>
-          <w:b/>
-          <w:bCs/>
-          <w:sz w:val="24"/>
-          <w:szCs w:val="24"/>
-          <w:lang w:val="en-US"/>
-        </w:rPr>
-        <w:t xml:space="preserve">Signature </w:t>
-      </w:r>
-      <w:proofErr w:type="gramStart"/>
-      <w:r>
-        <w:rPr>
-          <w:rFonts w:ascii="BC Sans" w:eastAsia="BC Sans" w:hAnsi="BC Sans" w:cs="BC Sans"/>
-          <w:b/>
-          <w:bCs/>
-          <w:sz w:val="24"/>
-          <w:szCs w:val="24"/>
-          <w:lang w:val="en-US"/>
-        </w:rPr>
-        <w:t xml:space="preserve">Refusal: </w:t>
-      </w:r>
-      <w:r>
-        <w:rPr>
-          <w:rFonts w:ascii="BC Sans" w:eastAsia="BC Sans" w:hAnsi="BC Sans" w:cs="BC Sans"/>
-          <w:sz w:val="24"/>
-          <w:szCs w:val="24"/>
-          <w:lang w:val="en-US"/>
-        </w:rPr>
-        <w:t>{</w:t>
-      </w:r>
-      <w:r>
-        <w:rPr>
-          <w:rFonts w:ascii="BC Sans" w:eastAsia="BC Sans" w:hAnsi="BC Sans" w:cs="BC Sans"/>
-          <w:sz w:val="24"/>
-          <w:szCs w:val="24"/>
-          <w:lang w:val="en-US"/>
-        </w:rPr>
-        <w:t>{</w:t>
-      </w:r>
-      <w:proofErr w:type="spellStart"/>
-      <w:proofErr w:type="gramEnd"/>
-      <w:r>
-        <w:rPr>
-          <w:rFonts w:ascii="BC Sans" w:eastAsia="BC Sans" w:hAnsi="BC Sans" w:cs="BC Sans"/>
-          <w:sz w:val="24"/>
-          <w:szCs w:val="24"/>
-        </w:rPr>
-        <w:t>signatureRefusal</w:t>
-      </w:r>
-      <w:proofErr w:type="spellEnd"/>
-      <w:r>
-        <w:rPr>
-          <w:rFonts w:ascii="BC Sans" w:eastAsia="BC Sans" w:hAnsi="BC Sans" w:cs="BC Sans"/>
-          <w:sz w:val="24"/>
-          <w:szCs w:val="24"/>
-          <w:lang w:val="en-US"/>
-        </w:rPr>
-        <w:t>}}</w:t>
-      </w:r>
-    </w:p>
     <w:p>
       <w:pPr>
         <w:spacing w:before="120"/>
@@ -2943,120 +2282,6 @@
           <w:lang w:val="en-CA"/>
         </w:rPr>
       </w:pPr>
-      <w:r>
-        <w:rPr>
-          <w:rFonts w:ascii="BC Sans" w:eastAsia="BC Sans" w:hAnsi="BC Sans" w:cs="BC Sans"/>
-          <w:b/>
-          <w:bCs/>
-          <w:sz w:val="24"/>
-          <w:szCs w:val="24"/>
-          <w:lang w:val="en-CA"/>
-        </w:rPr>
-        <w:t>{{#IF_showDeliveryMethod</w:t>
-      </w:r>
-      <w:proofErr w:type="gramStart"/>
-      <w:r>
-        <w:rPr>
-          <w:rFonts w:ascii="BC Sans" w:eastAsia="BC Sans" w:hAnsi="BC Sans" w:cs="BC Sans"/>
-          <w:b/>
-          <w:bCs/>
-          <w:sz w:val="24"/>
-          <w:szCs w:val="24"/>
-          <w:lang w:val="en-CA"/>
-        </w:rPr>
-        <w:t>}}</w:t>
-      </w:r>
-      <w:r>
-        <w:rPr>
-          <w:rFonts w:ascii="BC Sans" w:eastAsia="BC Sans" w:hAnsi="BC Sans" w:cs="BC Sans"/>
-          <w:b/>
-          <w:bCs/>
-          <w:sz w:val="24"/>
-          <w:szCs w:val="24"/>
-          <w:lang w:val="en-US"/>
-        </w:rPr>
-        <w:t>Intended</w:t>
-      </w:r>
-      <w:proofErr w:type="gramEnd"/>
-      <w:r>
-        <w:rPr>
-          <w:rFonts w:ascii="BC Sans" w:eastAsia="BC Sans" w:hAnsi="BC Sans" w:cs="BC Sans"/>
-          <w:b/>
-          <w:bCs/>
-          <w:sz w:val="24"/>
-          <w:szCs w:val="24"/>
-          <w:lang w:val="en-US"/>
-        </w:rPr>
-        <w:t xml:space="preserve"> Delivery Method: </w:t>
-      </w:r>
-      <w:r>
-        <w:rPr>
-          <w:rFonts w:ascii="BC Sans" w:eastAsia="BC Sans" w:hAnsi="BC Sans" w:cs="BC Sans"/>
-          <w:sz w:val="24"/>
-          <w:szCs w:val="24"/>
-          <w:lang w:val="en-CA"/>
-        </w:rPr>
-        <w:t>{{</w:t>
-      </w:r>
-      <w:proofErr w:type="spellStart"/>
-      <w:r>
-        <w:rPr>
-          <w:rFonts w:ascii="BC Sans" w:eastAsia="BC Sans" w:hAnsi="BC Sans" w:cs="BC Sans"/>
-          <w:sz w:val="24"/>
-          <w:szCs w:val="24"/>
-          <w:lang w:val="en-CA"/>
-        </w:rPr>
-        <w:t>deliveryMethod</w:t>
-      </w:r>
-      <w:proofErr w:type="spellEnd"/>
-      <w:r>
-        <w:rPr>
-          <w:rFonts w:ascii="BC Sans" w:eastAsia="BC Sans" w:hAnsi="BC Sans" w:cs="BC Sans"/>
-          <w:sz w:val="24"/>
-          <w:szCs w:val="24"/>
-          <w:lang w:val="en-CA"/>
-        </w:rPr>
-        <w:t>}}</w:t>
-      </w:r>
-      <w:r>
-        <w:rPr>
-          <w:rFonts w:ascii="Courier New" w:eastAsia="Times New Roman" w:hAnsi="Courier New" w:cs="Courier New"/>
-          <w:color w:val="D7BA7D"/>
-          <w:sz w:val="18"/>
-          <w:szCs w:val="18"/>
-          <w:lang w:val="en-CA" w:eastAsia="en-CA"/>
-        </w:rPr>
-        <w:t xml:space="preserve"> </w:t>
-      </w:r>
-      <w:r>
-        <w:rPr>
-          <w:rFonts w:ascii="BC Sans" w:eastAsia="BC Sans" w:hAnsi="BC Sans" w:cs="BC Sans"/>
-          <w:sz w:val="24"/>
-          <w:szCs w:val="24"/>
-          <w:lang w:val="en-CA"/>
-        </w:rPr>
-        <w:t>{{/</w:t>
-      </w:r>
-      <w:proofErr w:type="spellStart"/>
-      <w:r>
-        <w:rPr>
-          <w:rFonts w:ascii="BC Sans" w:eastAsia="BC Sans" w:hAnsi="BC Sans" w:cs="BC Sans"/>
-          <w:sz w:val="24"/>
-          <w:szCs w:val="24"/>
-          <w:lang w:val="en-CA"/>
-        </w:rPr>
-        <w:t>IF_showDeliveryMethod</w:t>
-      </w:r>
-      <w:proofErr w:type="spellEnd"/>
-      <w:r>
-        <w:rPr>
-          <w:rFonts w:ascii="BC Sans" w:eastAsia="BC Sans" w:hAnsi="BC Sans" w:cs="BC Sans"/>
-          <w:sz w:val="24"/>
-          <w:szCs w:val="24"/>
-          <w:lang w:val="en-CA"/>
-        </w:rPr>
-        <w:t>}}</w:t>
-      </w:r>
     </w:p>
     <w:p/>
     <w:p/>
@@ -3503,41 +2728,7 @@
               <w:lang w:val="en-CA" w:eastAsia="en-CA"/>
               <w14:ligatures w14:val="standardContextual"/>
             </w:rPr>
-            <w:t>{{/</w:t>
-          </w:r>
-          <w:proofErr w:type="spellStart"/>
-          <w:r>
-            <w:rPr>
-              <w:kern w:val="2"/>
-              <w:sz w:val="14"/>
-              <w:szCs w:val="14"/>
-              <w:lang w:val="en-CA" w:eastAsia="en-CA"/>
-              <w14:ligatures w14:val="standardContextual"/>
-            </w:rPr>
-            <w:t>IF_HA_Northern</w:t>
-          </w:r>
-          <w:proofErr w:type="spellEnd"/>
-          <w:proofErr w:type="gramStart"/>
-          <w:r>
-            <w:rPr>
-              <w:kern w:val="2"/>
-              <w:sz w:val="14"/>
-              <w:szCs w:val="14"/>
-              <w:lang w:val="en-CA" w:eastAsia="en-CA"/>
-              <w14:ligatures w14:val="standardContextual"/>
-            </w:rPr>
-            <w:t>}}{</w:t>
-          </w:r>
-          <w:proofErr w:type="gramEnd"/>
-          <w:r>
-            <w:rPr>
-              <w:kern w:val="2"/>
-              <w:sz w:val="14"/>
-              <w:szCs w:val="14"/>
-              <w:lang w:val="en-CA" w:eastAsia="en-CA"/>
-              <w14:ligatures w14:val="standardContextual"/>
-            </w:rPr>
-            <w:t>{#IF_HA_Interior}}</w:t>
+            <w:t>{{/IF_HA_Northern}}{{#IF_HA_Interior}}</w:t>
           </w:r>
           <w:r>
             <w:rPr>
@@ -3591,41 +2782,7 @@
               <w:lang w:val="en-CA" w:eastAsia="en-CA"/>
               <w14:ligatures w14:val="standardContextual"/>
             </w:rPr>
-            <w:t>{{/</w:t>
-          </w:r>
-          <w:proofErr w:type="spellStart"/>
-          <w:r>
-            <w:rPr>
-              <w:kern w:val="2"/>
-              <w:sz w:val="14"/>
-              <w:szCs w:val="14"/>
-              <w:lang w:val="en-CA" w:eastAsia="en-CA"/>
-              <w14:ligatures w14:val="standardContextual"/>
-            </w:rPr>
-            <w:t>IF_HA_Interior</w:t>
-          </w:r>
-          <w:proofErr w:type="spellEnd"/>
-          <w:proofErr w:type="gramStart"/>
-          <w:r>
-            <w:rPr>
-              <w:kern w:val="2"/>
-              <w:sz w:val="14"/>
-              <w:szCs w:val="14"/>
-              <w:lang w:val="en-CA" w:eastAsia="en-CA"/>
-              <w14:ligatures w14:val="standardContextual"/>
-            </w:rPr>
-            <w:t>}}{</w:t>
-          </w:r>
-          <w:proofErr w:type="gramEnd"/>
-          <w:r>
-            <w:rPr>
-              <w:kern w:val="2"/>
-              <w:sz w:val="14"/>
-              <w:szCs w:val="14"/>
-              <w:lang w:val="en-CA" w:eastAsia="en-CA"/>
-              <w14:ligatures w14:val="standardContextual"/>
-            </w:rPr>
-            <w:t>{#IF_HA_Island}}</w:t>
+            <w:t>{{/IF_HA_Interior}}{{#IF_HA_Island}}</w:t>
           </w:r>
           <w:r>
             <w:rPr>
@@ -3678,29 +2835,7 @@
               <w:lang w:val="en-CA" w:eastAsia="en-CA"/>
               <w14:ligatures w14:val="standardContextual"/>
             </w:rPr>
-            <w:t>{{/</w:t>
-          </w:r>
-          <w:proofErr w:type="spellStart"/>
-          <w:r>
-            <w:rPr>
-              <w:kern w:val="2"/>
-              <w:sz w:val="14"/>
-              <w:szCs w:val="14"/>
-              <w:lang w:val="en-CA" w:eastAsia="en-CA"/>
-              <w14:ligatures w14:val="standardContextual"/>
-            </w:rPr>
-            <w:t>IF_HA_Island</w:t>
-          </w:r>
-          <w:proofErr w:type="spellEnd"/>
-          <w:r>
-            <w:rPr>
-              <w:kern w:val="2"/>
-              <w:sz w:val="14"/>
-              <w:szCs w:val="14"/>
-              <w:lang w:val="en-CA" w:eastAsia="en-CA"/>
-              <w14:ligatures w14:val="standardContextual"/>
-            </w:rPr>
-            <w:t>}}</w:t>
+            <w:t>{{/IF_HA_Island}}</w:t>
           </w:r>
           <w:r>
             <w:rPr>
@@ -3784,29 +2919,7 @@
               <w:lang w:val="en-CA" w:eastAsia="en-CA"/>
               <w14:ligatures w14:val="standardContextual"/>
             </w:rPr>
-            <w:t>{{/</w:t>
-          </w:r>
-          <w:proofErr w:type="spellStart"/>
-          <w:r>
-            <w:rPr>
-              <w:kern w:val="2"/>
-              <w:sz w:val="14"/>
-              <w:szCs w:val="14"/>
-              <w:lang w:val="en-CA" w:eastAsia="en-CA"/>
-              <w14:ligatures w14:val="standardContextual"/>
-            </w:rPr>
-            <w:t>IF_HA_VancouverCoastal</w:t>
-          </w:r>
-          <w:proofErr w:type="spellEnd"/>
-          <w:r>
-            <w:rPr>
-              <w:kern w:val="2"/>
-              <w:sz w:val="14"/>
-              <w:szCs w:val="14"/>
-              <w:lang w:val="en-CA" w:eastAsia="en-CA"/>
-              <w14:ligatures w14:val="standardContextual"/>
-            </w:rPr>
-            <w:t>}}</w:t>
+            <w:t>{{/IF_HA_VancouverCoastal}}</w:t>
           </w:r>
           <w:r>
             <w:rPr>
@@ -3890,29 +3003,7 @@
               <w:lang w:val="en-CA" w:eastAsia="en-CA"/>
               <w14:ligatures w14:val="standardContextual"/>
             </w:rPr>
-            <w:t>{{/</w:t>
-          </w:r>
-          <w:proofErr w:type="spellStart"/>
-          <w:r>
-            <w:rPr>
-              <w:kern w:val="2"/>
-              <w:sz w:val="14"/>
-              <w:szCs w:val="14"/>
-              <w:lang w:val="en-CA" w:eastAsia="en-CA"/>
-              <w14:ligatures w14:val="standardContextual"/>
-            </w:rPr>
-            <w:t>IF_HA_Fraser</w:t>
-          </w:r>
-          <w:proofErr w:type="spellEnd"/>
-          <w:r>
-            <w:rPr>
-              <w:kern w:val="2"/>
-              <w:sz w:val="14"/>
-              <w:szCs w:val="14"/>
-              <w:lang w:val="en-CA" w:eastAsia="en-CA"/>
-              <w14:ligatures w14:val="standardContextual"/>
-            </w:rPr>
-            <w:t>}}</w:t>
+            <w:t>{{/IF_HA_Fraser}}</w:t>
           </w:r>
         </w:p>
         <w:p>
@@ -4005,7 +3096,6 @@
             </w:rPr>
             <w:t xml:space="preserve"> {{</w:t>
           </w:r>
-          <w:proofErr w:type="spellStart"/>
           <w:r>
             <w:rPr>
               <w:rFonts w:ascii="BC Sans" w:hAnsi="BC Sans"/>
@@ -4014,7 +3104,6 @@
             </w:rPr>
             <w:t>inspectionReportNumber</w:t>
           </w:r>
-          <w:proofErr w:type="spellEnd"/>
           <w:r>
             <w:rPr>
               <w:rFonts w:ascii="BC Sans" w:hAnsi="BC Sans"/>
@@ -4158,7 +3247,7 @@
   <w:abstractNum w:abstractNumId="1" w15:restartNumberingAfterBreak="0">
     <w:nsid w:val="1B583014"/>
     <w:multiLevelType w:val="hybridMultilevel"/>
-    <w:tmpl w:val="3D8226DE"/>
+    <w:tmpl w:val="4DBC8BCC"/>
     <w:lvl w:ilvl="0" w:tplc="10090001">
       <w:start w:val="1"/>
       <w:numFmt w:val="bullet"/>

--- a/PHOCS-Docgentemplates/PHOCSInspReportT&VTemplate.docx
+++ b/PHOCS-Docgentemplates/PHOCSInspReportT&VTemplate.docx
@@ -70,6 +70,7 @@
               </w:rPr>
               <w:t>{</w:t>
             </w:r>
+            <w:proofErr w:type="spellStart"/>
             <w:r>
               <w:rPr>
                 <w:rFonts w:ascii="BC Sans" w:eastAsia="BC Sans" w:hAnsi="BC Sans" w:cs="BC Sans"/>
@@ -78,6 +79,7 @@
               </w:rPr>
               <w:t>facilityName</w:t>
             </w:r>
+            <w:proofErr w:type="spellEnd"/>
             <w:r>
               <w:rPr>
                 <w:rFonts w:ascii="BC Sans" w:eastAsia="BC Sans" w:hAnsi="BC Sans" w:cs="BC Sans"/>
@@ -123,7 +125,20 @@
                 <w:szCs w:val="24"/>
                 <w:lang w:val="en-US"/>
               </w:rPr>
-              <w:t xml:space="preserve">Inspection Date: </w:t>
+              <w:t xml:space="preserve">Inspection </w:t>
+            </w:r>
+            <w:proofErr w:type="gramStart"/>
+            <w:r>
+              <w:rPr>
+                <w:rFonts w:ascii="BC Sans" w:eastAsia="BC Sans" w:hAnsi="BC Sans" w:cs="BC Sans"/>
+                <w:b/>
+                <w:bCs/>
+                <w:color w:val="1A1A2E"/>
+                <w:sz w:val="24"/>
+                <w:szCs w:val="24"/>
+                <w:lang w:val="en-US"/>
+              </w:rPr>
+              <w:t xml:space="preserve">Date: </w:t>
             </w:r>
             <w:r>
               <w:rPr>
@@ -145,6 +160,8 @@
               </w:rPr>
               <w:t>{</w:t>
             </w:r>
+            <w:proofErr w:type="spellStart"/>
+            <w:proofErr w:type="gramEnd"/>
             <w:r>
               <w:rPr>
                 <w:rFonts w:ascii="BC Sans" w:eastAsia="BC Sans" w:hAnsi="BC Sans" w:cs="BC Sans"/>
@@ -154,6 +171,7 @@
               </w:rPr>
               <w:t>inspectionDate</w:t>
             </w:r>
+            <w:proofErr w:type="spellEnd"/>
             <w:r>
               <w:rPr>
                 <w:rFonts w:ascii="BC Sans" w:eastAsia="BC Sans" w:hAnsi="BC Sans" w:cs="BC Sans"/>
@@ -194,7 +212,20 @@
                 <w:szCs w:val="24"/>
                 <w:lang w:val="en-US"/>
               </w:rPr>
-              <w:t xml:space="preserve">Inspection Type: </w:t>
+              <w:t xml:space="preserve">Inspection </w:t>
+            </w:r>
+            <w:proofErr w:type="gramStart"/>
+            <w:r>
+              <w:rPr>
+                <w:rFonts w:ascii="BC Sans" w:eastAsia="BC Sans" w:hAnsi="BC Sans" w:cs="BC Sans"/>
+                <w:b/>
+                <w:bCs/>
+                <w:color w:val="1A1A2E"/>
+                <w:sz w:val="24"/>
+                <w:szCs w:val="24"/>
+                <w:lang w:val="en-US"/>
+              </w:rPr>
+              <w:t xml:space="preserve">Type: </w:t>
             </w:r>
             <w:r>
               <w:rPr>
@@ -216,6 +247,8 @@
               </w:rPr>
               <w:t>{</w:t>
             </w:r>
+            <w:proofErr w:type="spellStart"/>
+            <w:proofErr w:type="gramEnd"/>
             <w:r>
               <w:rPr>
                 <w:rFonts w:ascii="BC Sans" w:eastAsia="BC Sans" w:hAnsi="BC Sans" w:cs="BC Sans"/>
@@ -225,6 +258,7 @@
               </w:rPr>
               <w:t>inspectionType</w:t>
             </w:r>
+            <w:proofErr w:type="spellEnd"/>
             <w:r>
               <w:rPr>
                 <w:rFonts w:ascii="BC Sans" w:eastAsia="BC Sans" w:hAnsi="BC Sans" w:cs="BC Sans"/>
@@ -295,6 +329,7 @@
               </w:rPr>
               <w:t>{</w:t>
             </w:r>
+            <w:proofErr w:type="spellStart"/>
             <w:r>
               <w:rPr>
                 <w:rFonts w:ascii="BC Sans" w:eastAsia="BC Sans" w:hAnsi="BC Sans" w:cs="BC Sans"/>
@@ -303,6 +338,7 @@
               </w:rPr>
               <w:t>facilityType</w:t>
             </w:r>
+            <w:proofErr w:type="spellEnd"/>
             <w:r>
               <w:rPr>
                 <w:rFonts w:ascii="BC Sans" w:eastAsia="BC Sans" w:hAnsi="BC Sans" w:cs="BC Sans"/>
@@ -548,6 +584,7 @@
               </w:rPr>
               <w:t>{</w:t>
             </w:r>
+            <w:proofErr w:type="spellStart"/>
             <w:r>
               <w:rPr>
                 <w:rFonts w:ascii="BC Sans" w:eastAsia="BC Sans" w:hAnsi="BC Sans" w:cs="BC Sans"/>
@@ -557,6 +594,7 @@
               </w:rPr>
               <w:t>facilityNumber</w:t>
             </w:r>
+            <w:proofErr w:type="spellEnd"/>
             <w:r>
               <w:rPr>
                 <w:rFonts w:ascii="BC Sans" w:eastAsia="BC Sans" w:hAnsi="BC Sans" w:cs="BC Sans"/>
@@ -596,8 +634,9 @@
                 <w:szCs w:val="24"/>
                 <w:lang w:val="en-US"/>
               </w:rPr>
-              <w:t>{{#timeSpent}}</w:t>
-            </w:r>
+              <w:t>{{#timeSpent</w:t>
+            </w:r>
+            <w:proofErr w:type="gramStart"/>
             <w:r>
               <w:rPr>
                 <w:rFonts w:ascii="BC Sans" w:eastAsia="BC Sans" w:hAnsi="BC Sans" w:cs="BC Sans"/>
@@ -608,7 +647,32 @@
                 <w:szCs w:val="24"/>
                 <w:lang w:val="en-US"/>
               </w:rPr>
-              <w:t xml:space="preserve">Time Spent: </w:t>
+              <w:t>}}</w:t>
+            </w:r>
+            <w:r>
+              <w:rPr>
+                <w:rFonts w:ascii="BC Sans" w:eastAsia="BC Sans" w:hAnsi="BC Sans" w:cs="BC Sans"/>
+                <w:b/>
+                <w:bCs/>
+                <w:color w:val="1A1A2E"/>
+                <w:sz w:val="24"/>
+                <w:szCs w:val="24"/>
+                <w:lang w:val="en-US"/>
+              </w:rPr>
+              <w:t>Time</w:t>
+            </w:r>
+            <w:proofErr w:type="gramEnd"/>
+            <w:r>
+              <w:rPr>
+                <w:rFonts w:ascii="BC Sans" w:eastAsia="BC Sans" w:hAnsi="BC Sans" w:cs="BC Sans"/>
+                <w:b/>
+                <w:bCs/>
+                <w:color w:val="1A1A2E"/>
+                <w:sz w:val="24"/>
+                <w:szCs w:val="24"/>
+                <w:lang w:val="en-US"/>
+              </w:rPr>
+              <w:t xml:space="preserve"> Spent: </w:t>
             </w:r>
             <w:r>
               <w:rPr>
@@ -630,6 +694,7 @@
               </w:rPr>
               <w:t>{</w:t>
             </w:r>
+            <w:proofErr w:type="spellStart"/>
             <w:r>
               <w:rPr>
                 <w:rFonts w:ascii="BC Sans" w:eastAsia="BC Sans" w:hAnsi="BC Sans" w:cs="BC Sans"/>
@@ -639,15 +704,50 @@
               </w:rPr>
               <w:t>timeSpent</w:t>
             </w:r>
-            <w:r>
-              <w:rPr>
-                <w:rFonts w:ascii="BC Sans" w:eastAsia="BC Sans" w:hAnsi="BC Sans" w:cs="BC Sans"/>
-                <w:color w:val="1A1A2E"/>
-                <w:sz w:val="24"/>
-                <w:szCs w:val="24"/>
-                <w:lang w:val="en-US"/>
-              </w:rPr>
-              <w:t>}}{{/timeSpent}}</w:t>
+            <w:proofErr w:type="spellEnd"/>
+            <w:proofErr w:type="gramStart"/>
+            <w:r>
+              <w:rPr>
+                <w:rFonts w:ascii="BC Sans" w:eastAsia="BC Sans" w:hAnsi="BC Sans" w:cs="BC Sans"/>
+                <w:color w:val="1A1A2E"/>
+                <w:sz w:val="24"/>
+                <w:szCs w:val="24"/>
+                <w:lang w:val="en-US"/>
+              </w:rPr>
+              <w:t>}}{</w:t>
+            </w:r>
+            <w:proofErr w:type="gramEnd"/>
+            <w:r>
+              <w:rPr>
+                <w:rFonts w:ascii="BC Sans" w:eastAsia="BC Sans" w:hAnsi="BC Sans" w:cs="BC Sans"/>
+                <w:color w:val="1A1A2E"/>
+                <w:sz w:val="24"/>
+                <w:szCs w:val="24"/>
+                <w:lang w:val="en-US"/>
+              </w:rPr>
+              <w:t>{/</w:t>
+            </w:r>
+            <w:proofErr w:type="spellStart"/>
+            <w:r>
+              <w:rPr>
+                <w:rFonts w:ascii="BC Sans" w:eastAsia="BC Sans" w:hAnsi="BC Sans" w:cs="BC Sans"/>
+                <w:color w:val="1A1A2E"/>
+                <w:sz w:val="24"/>
+                <w:szCs w:val="24"/>
+                <w:lang w:val="en-US"/>
+              </w:rPr>
+              <w:t>timeSpent</w:t>
+            </w:r>
+            <w:proofErr w:type="spellEnd"/>
+            <w:r>
+              <w:rPr>
+                <w:rFonts w:ascii="BC Sans" w:eastAsia="BC Sans" w:hAnsi="BC Sans" w:cs="BC Sans"/>
+                <w:color w:val="1A1A2E"/>
+                <w:sz w:val="24"/>
+                <w:szCs w:val="24"/>
+                <w:lang w:val="en-US"/>
+              </w:rPr>
+              <w:t>}}</w:t>
             </w:r>
           </w:p>
         </w:tc>
@@ -710,6 +810,7 @@
               </w:rPr>
               <w:t>{</w:t>
             </w:r>
+            <w:proofErr w:type="spellStart"/>
             <w:r>
               <w:rPr>
                 <w:rFonts w:ascii="BC Sans" w:eastAsia="BC Sans" w:hAnsi="BC Sans" w:cs="BC Sans"/>
@@ -719,6 +820,7 @@
               </w:rPr>
               <w:t>legalName</w:t>
             </w:r>
+            <w:proofErr w:type="spellEnd"/>
             <w:r>
               <w:rPr>
                 <w:rFonts w:ascii="BC Sans" w:eastAsia="BC Sans" w:hAnsi="BC Sans" w:cs="BC Sans"/>
@@ -804,6 +906,7 @@
               </w:rPr>
               <w:t>{{</w:t>
             </w:r>
+            <w:proofErr w:type="spellStart"/>
             <w:r>
               <w:rPr>
                 <w:rFonts w:ascii="BC Sans" w:eastAsia="BC Sans" w:hAnsi="BC Sans" w:cs="BC Sans"/>
@@ -813,21 +916,40 @@
               </w:rPr>
               <w:t>legalName</w:t>
             </w:r>
-            <w:r>
-              <w:rPr>
-                <w:rFonts w:ascii="BC Sans" w:eastAsia="BC Sans" w:hAnsi="BC Sans" w:cs="BC Sans"/>
-                <w:sz w:val="24"/>
-                <w:szCs w:val="24"/>
-              </w:rPr>
-              <w:t>Email}}</w:t>
-            </w:r>
-            <w:r>
-              <w:rPr>
-                <w:rFonts w:ascii="BC Sans" w:eastAsia="BC Sans" w:hAnsi="BC Sans" w:cs="BC Sans"/>
-                <w:sz w:val="24"/>
-                <w:szCs w:val="24"/>
-              </w:rPr>
-              <w:t>{{#IF_showLegalNamePhone}}</w:t>
+            <w:proofErr w:type="spellEnd"/>
+            <w:r>
+              <w:rPr>
+                <w:rFonts w:ascii="BC Sans" w:eastAsia="BC Sans" w:hAnsi="BC Sans" w:cs="BC Sans"/>
+                <w:sz w:val="24"/>
+                <w:szCs w:val="24"/>
+              </w:rPr>
+              <w:t>Email</w:t>
+            </w:r>
+            <w:proofErr w:type="gramStart"/>
+            <w:r>
+              <w:rPr>
+                <w:rFonts w:ascii="BC Sans" w:eastAsia="BC Sans" w:hAnsi="BC Sans" w:cs="BC Sans"/>
+                <w:sz w:val="24"/>
+                <w:szCs w:val="24"/>
+              </w:rPr>
+              <w:t>}}</w:t>
+            </w:r>
+            <w:r>
+              <w:rPr>
+                <w:rFonts w:ascii="BC Sans" w:eastAsia="BC Sans" w:hAnsi="BC Sans" w:cs="BC Sans"/>
+                <w:sz w:val="24"/>
+                <w:szCs w:val="24"/>
+              </w:rPr>
+              <w:t>{</w:t>
+            </w:r>
+            <w:proofErr w:type="gramEnd"/>
+            <w:r>
+              <w:rPr>
+                <w:rFonts w:ascii="BC Sans" w:eastAsia="BC Sans" w:hAnsi="BC Sans" w:cs="BC Sans"/>
+                <w:sz w:val="24"/>
+                <w:szCs w:val="24"/>
+              </w:rPr>
+              <w:t>{#IF_showLegalNamePhone}}</w:t>
             </w:r>
             <w:r>
               <w:rPr>
@@ -843,7 +965,43 @@
                 <w:sz w:val="24"/>
                 <w:szCs w:val="24"/>
               </w:rPr>
-              <w:t>Phone: {{legalNamePhone}}{{/IF_showLegalNamePhone}}{{#IF_showLegalNameMobile}}</w:t>
+              <w:t>Phone: {{legalNamePhone</w:t>
+            </w:r>
+            <w:proofErr w:type="gramStart"/>
+            <w:r>
+              <w:rPr>
+                <w:rFonts w:ascii="BC Sans" w:eastAsia="BC Sans" w:hAnsi="BC Sans" w:cs="BC Sans"/>
+                <w:sz w:val="24"/>
+                <w:szCs w:val="24"/>
+              </w:rPr>
+              <w:t>}}{</w:t>
+            </w:r>
+            <w:proofErr w:type="gramEnd"/>
+            <w:r>
+              <w:rPr>
+                <w:rFonts w:ascii="BC Sans" w:eastAsia="BC Sans" w:hAnsi="BC Sans" w:cs="BC Sans"/>
+                <w:sz w:val="24"/>
+                <w:szCs w:val="24"/>
+              </w:rPr>
+              <w:t>{/IF_showLegalNamePhone</w:t>
+            </w:r>
+            <w:proofErr w:type="gramStart"/>
+            <w:r>
+              <w:rPr>
+                <w:rFonts w:ascii="BC Sans" w:eastAsia="BC Sans" w:hAnsi="BC Sans" w:cs="BC Sans"/>
+                <w:sz w:val="24"/>
+                <w:szCs w:val="24"/>
+              </w:rPr>
+              <w:t>}}{</w:t>
+            </w:r>
+            <w:proofErr w:type="gramEnd"/>
+            <w:r>
+              <w:rPr>
+                <w:rFonts w:ascii="BC Sans" w:eastAsia="BC Sans" w:hAnsi="BC Sans" w:cs="BC Sans"/>
+                <w:sz w:val="24"/>
+                <w:szCs w:val="24"/>
+              </w:rPr>
+              <w:t>{#IF_showLegalNameMobile}}</w:t>
             </w:r>
             <w:r>
               <w:rPr>
@@ -859,7 +1017,53 @@
                 <w:sz w:val="24"/>
                 <w:szCs w:val="24"/>
               </w:rPr>
-              <w:t>Mobile: {{legalNameMobile}}{{/IF_showLegalNameMobile}}</w:t>
+              <w:t>Mobile: {{</w:t>
+            </w:r>
+            <w:proofErr w:type="spellStart"/>
+            <w:r>
+              <w:rPr>
+                <w:rFonts w:ascii="BC Sans" w:eastAsia="BC Sans" w:hAnsi="BC Sans" w:cs="BC Sans"/>
+                <w:sz w:val="24"/>
+                <w:szCs w:val="24"/>
+              </w:rPr>
+              <w:t>legalNameMobile</w:t>
+            </w:r>
+            <w:proofErr w:type="spellEnd"/>
+            <w:proofErr w:type="gramStart"/>
+            <w:r>
+              <w:rPr>
+                <w:rFonts w:ascii="BC Sans" w:eastAsia="BC Sans" w:hAnsi="BC Sans" w:cs="BC Sans"/>
+                <w:sz w:val="24"/>
+                <w:szCs w:val="24"/>
+              </w:rPr>
+              <w:t>}}{</w:t>
+            </w:r>
+            <w:proofErr w:type="gramEnd"/>
+            <w:r>
+              <w:rPr>
+                <w:rFonts w:ascii="BC Sans" w:eastAsia="BC Sans" w:hAnsi="BC Sans" w:cs="BC Sans"/>
+                <w:sz w:val="24"/>
+                <w:szCs w:val="24"/>
+              </w:rPr>
+              <w:t>{/</w:t>
+            </w:r>
+            <w:proofErr w:type="spellStart"/>
+            <w:r>
+              <w:rPr>
+                <w:rFonts w:ascii="BC Sans" w:eastAsia="BC Sans" w:hAnsi="BC Sans" w:cs="BC Sans"/>
+                <w:sz w:val="24"/>
+                <w:szCs w:val="24"/>
+              </w:rPr>
+              <w:t>IF_showLegalNameMobile</w:t>
+            </w:r>
+            <w:proofErr w:type="spellEnd"/>
+            <w:r>
+              <w:rPr>
+                <w:rFonts w:ascii="BC Sans" w:eastAsia="BC Sans" w:hAnsi="BC Sans" w:cs="BC Sans"/>
+                <w:sz w:val="24"/>
+                <w:szCs w:val="24"/>
+              </w:rPr>
+              <w:t>}}</w:t>
             </w:r>
           </w:p>
         </w:tc>
@@ -888,7 +1092,20 @@
                 <w:szCs w:val="24"/>
                 <w:lang w:val="en-US"/>
               </w:rPr>
-              <w:t xml:space="preserve">Follow-up Required: </w:t>
+              <w:t xml:space="preserve">Follow-up </w:t>
+            </w:r>
+            <w:proofErr w:type="gramStart"/>
+            <w:r>
+              <w:rPr>
+                <w:rFonts w:ascii="BC Sans" w:eastAsia="BC Sans" w:hAnsi="BC Sans" w:cs="BC Sans"/>
+                <w:b/>
+                <w:bCs/>
+                <w:color w:val="1A1A2E"/>
+                <w:sz w:val="24"/>
+                <w:szCs w:val="24"/>
+                <w:lang w:val="en-US"/>
+              </w:rPr>
+              <w:t xml:space="preserve">Required: </w:t>
             </w:r>
             <w:r>
               <w:rPr>
@@ -910,6 +1127,8 @@
               </w:rPr>
               <w:t>{</w:t>
             </w:r>
+            <w:proofErr w:type="spellStart"/>
+            <w:proofErr w:type="gramEnd"/>
             <w:r>
               <w:rPr>
                 <w:rFonts w:ascii="BC Sans" w:eastAsia="BC Sans" w:hAnsi="BC Sans" w:cs="BC Sans"/>
@@ -919,6 +1138,7 @@
               </w:rPr>
               <w:t>followUpRequired</w:t>
             </w:r>
+            <w:proofErr w:type="spellEnd"/>
             <w:r>
               <w:rPr>
                 <w:rFonts w:ascii="BC Sans" w:eastAsia="BC Sans" w:hAnsi="BC Sans" w:cs="BC Sans"/>
@@ -970,7 +1190,27 @@
                 <w:szCs w:val="24"/>
                 <w:lang w:val="en-US"/>
               </w:rPr>
-              <w:t>{{primaryOwner}}</w:t>
+              <w:t>{{</w:t>
+            </w:r>
+            <w:proofErr w:type="spellStart"/>
+            <w:r>
+              <w:rPr>
+                <w:rFonts w:ascii="BC Sans" w:eastAsia="BC Sans" w:hAnsi="BC Sans" w:cs="BC Sans"/>
+                <w:sz w:val="24"/>
+                <w:szCs w:val="24"/>
+                <w:lang w:val="en-US"/>
+              </w:rPr>
+              <w:t>primaryOwner</w:t>
+            </w:r>
+            <w:proofErr w:type="spellEnd"/>
+            <w:r>
+              <w:rPr>
+                <w:rFonts w:ascii="BC Sans" w:eastAsia="BC Sans" w:hAnsi="BC Sans" w:cs="BC Sans"/>
+                <w:sz w:val="24"/>
+                <w:szCs w:val="24"/>
+                <w:lang w:val="en-US"/>
+              </w:rPr>
+              <w:t>}}</w:t>
             </w:r>
           </w:p>
         </w:tc>
@@ -1084,7 +1324,64 @@
           <w:szCs w:val="24"/>
           <w:lang w:val="en-CA"/>
         </w:rPr>
-        <w:t>{{openingComments}}{{/IF_showOpeningComments}}</w:t>
+        <w:t>{{</w:t>
+      </w:r>
+      <w:proofErr w:type="spellStart"/>
+      <w:r>
+        <w:rPr>
+          <w:rFonts w:ascii="BC Sans" w:hAnsi="BC Sans"/>
+          <w:color w:val="000000" w:themeColor="text1"/>
+          <w:sz w:val="24"/>
+          <w:szCs w:val="24"/>
+          <w:lang w:val="en-CA"/>
+        </w:rPr>
+        <w:t>openingComments</w:t>
+      </w:r>
+      <w:proofErr w:type="spellEnd"/>
+      <w:proofErr w:type="gramStart"/>
+      <w:r>
+        <w:rPr>
+          <w:rFonts w:ascii="BC Sans" w:hAnsi="BC Sans"/>
+          <w:color w:val="000000" w:themeColor="text1"/>
+          <w:sz w:val="24"/>
+          <w:szCs w:val="24"/>
+          <w:lang w:val="en-CA"/>
+        </w:rPr>
+        <w:t>}}{</w:t>
+      </w:r>
+      <w:proofErr w:type="gramEnd"/>
+      <w:r>
+        <w:rPr>
+          <w:rFonts w:ascii="BC Sans" w:hAnsi="BC Sans"/>
+          <w:color w:val="000000" w:themeColor="text1"/>
+          <w:sz w:val="24"/>
+          <w:szCs w:val="24"/>
+          <w:lang w:val="en-CA"/>
+        </w:rPr>
+        <w:t>{/</w:t>
+      </w:r>
+      <w:proofErr w:type="spellStart"/>
+      <w:r>
+        <w:rPr>
+          <w:rFonts w:ascii="BC Sans" w:hAnsi="BC Sans"/>
+          <w:color w:val="000000" w:themeColor="text1"/>
+          <w:sz w:val="24"/>
+          <w:szCs w:val="24"/>
+          <w:lang w:val="en-CA"/>
+        </w:rPr>
+        <w:t>IF_showOpeningComments</w:t>
+      </w:r>
+      <w:proofErr w:type="spellEnd"/>
+      <w:proofErr w:type="gramStart"/>
+      <w:r>
+        <w:rPr>
+          <w:rFonts w:ascii="BC Sans" w:hAnsi="BC Sans"/>
+          <w:color w:val="000000" w:themeColor="text1"/>
+          <w:sz w:val="24"/>
+          <w:szCs w:val="24"/>
+          <w:lang w:val="en-CA"/>
+        </w:rPr>
+        <w:t>}}</w:t>
       </w:r>
       <w:r>
         <w:rPr>
@@ -1093,7 +1390,17 @@
           <w:sz w:val="24"/>
           <w:szCs w:val="24"/>
         </w:rPr>
-        <w:t>{{#InspectionFindings}}</w:t>
+        <w:t>{</w:t>
+      </w:r>
+      <w:proofErr w:type="gramEnd"/>
+      <w:r>
+        <w:rPr>
+          <w:rFonts w:ascii="BC Sans" w:hAnsi="BC Sans"/>
+          <w:color w:val="000000" w:themeColor="text1"/>
+          <w:sz w:val="24"/>
+          <w:szCs w:val="24"/>
+        </w:rPr>
+        <w:t>{#InspectionFindings}}</w:t>
       </w:r>
     </w:p>
     <w:p>
@@ -1186,7 +1493,33 @@
                 <w:szCs w:val="24"/>
                 <w:lang w:val="en-CA"/>
               </w:rPr>
-              <w:t>{{#findings}}{{categoryName}}</w:t>
+              <w:t>{{#findings</w:t>
+            </w:r>
+            <w:proofErr w:type="gramStart"/>
+            <w:r>
+              <w:rPr>
+                <w:rFonts w:ascii="BC Sans" w:eastAsia="BC Sans" w:hAnsi="BC Sans" w:cs="BC Sans"/>
+                <w:b/>
+                <w:bCs/>
+                <w:color w:val="FFFFFF" w:themeColor="background1"/>
+                <w:sz w:val="24"/>
+                <w:szCs w:val="24"/>
+                <w:lang w:val="en-CA"/>
+              </w:rPr>
+              <w:t>}}{</w:t>
+            </w:r>
+            <w:proofErr w:type="gramEnd"/>
+            <w:r>
+              <w:rPr>
+                <w:rFonts w:ascii="BC Sans" w:eastAsia="BC Sans" w:hAnsi="BC Sans" w:cs="BC Sans"/>
+                <w:b/>
+                <w:bCs/>
+                <w:color w:val="FFFFFF" w:themeColor="background1"/>
+                <w:sz w:val="24"/>
+                <w:szCs w:val="24"/>
+                <w:lang w:val="en-CA"/>
+              </w:rPr>
+              <w:t>{categoryName}}</w:t>
             </w:r>
           </w:p>
         </w:tc>
@@ -1246,7 +1579,47 @@
                 <w:szCs w:val="24"/>
                 <w:lang w:val="en-CA"/>
               </w:rPr>
-              <w:t>{{#questions}}{{question}}{{#IF_showObservations}}</w:t>
+              <w:t>{{#questions</w:t>
+            </w:r>
+            <w:proofErr w:type="gramStart"/>
+            <w:r>
+              <w:rPr>
+                <w:rFonts w:ascii="BC Sans" w:eastAsia="BC Sans" w:hAnsi="BC Sans" w:cs="BC Sans"/>
+                <w:sz w:val="24"/>
+                <w:szCs w:val="24"/>
+                <w:lang w:val="en-CA"/>
+              </w:rPr>
+              <w:t>}}{</w:t>
+            </w:r>
+            <w:proofErr w:type="gramEnd"/>
+            <w:r>
+              <w:rPr>
+                <w:rFonts w:ascii="BC Sans" w:eastAsia="BC Sans" w:hAnsi="BC Sans" w:cs="BC Sans"/>
+                <w:sz w:val="24"/>
+                <w:szCs w:val="24"/>
+                <w:lang w:val="en-CA"/>
+              </w:rPr>
+              <w:t>{question</w:t>
+            </w:r>
+            <w:proofErr w:type="gramStart"/>
+            <w:r>
+              <w:rPr>
+                <w:rFonts w:ascii="BC Sans" w:eastAsia="BC Sans" w:hAnsi="BC Sans" w:cs="BC Sans"/>
+                <w:sz w:val="24"/>
+                <w:szCs w:val="24"/>
+                <w:lang w:val="en-CA"/>
+              </w:rPr>
+              <w:t>}}{</w:t>
+            </w:r>
+            <w:proofErr w:type="gramEnd"/>
+            <w:r>
+              <w:rPr>
+                <w:rFonts w:ascii="BC Sans" w:eastAsia="BC Sans" w:hAnsi="BC Sans" w:cs="BC Sans"/>
+                <w:sz w:val="24"/>
+                <w:szCs w:val="24"/>
+                <w:lang w:val="en-CA"/>
+              </w:rPr>
+              <w:t>{#IF_showObservations}}</w:t>
             </w:r>
           </w:p>
           <w:p>
@@ -1311,16 +1684,76 @@
                 <w:szCs w:val="24"/>
                 <w:lang w:val="en-CA"/>
               </w:rPr>
-              <w:t>{{.}}{{/cannedComments}}</w:t>
-            </w:r>
-            <w:r>
-              <w:rPr>
-                <w:rFonts w:ascii="BC Sans" w:eastAsia="BC Sans" w:hAnsi="BC Sans" w:cs="BC Sans"/>
-                <w:sz w:val="24"/>
-                <w:szCs w:val="24"/>
-                <w:lang w:val="en-CA"/>
-              </w:rPr>
-              <w:t>{{/IF_showObservations}}{{#IF_showComments}}</w:t>
+              <w:t>{</w:t>
+            </w:r>
+            <w:proofErr w:type="gramStart"/>
+            <w:r>
+              <w:rPr>
+                <w:rFonts w:ascii="BC Sans" w:eastAsia="BC Sans" w:hAnsi="BC Sans" w:cs="BC Sans"/>
+                <w:sz w:val="24"/>
+                <w:szCs w:val="24"/>
+                <w:lang w:val="en-CA"/>
+              </w:rPr>
+              <w:t>{.}}{</w:t>
+            </w:r>
+            <w:proofErr w:type="gramEnd"/>
+            <w:r>
+              <w:rPr>
+                <w:rFonts w:ascii="BC Sans" w:eastAsia="BC Sans" w:hAnsi="BC Sans" w:cs="BC Sans"/>
+                <w:sz w:val="24"/>
+                <w:szCs w:val="24"/>
+                <w:lang w:val="en-CA"/>
+              </w:rPr>
+              <w:t>{/cannedComments</w:t>
+            </w:r>
+            <w:proofErr w:type="gramStart"/>
+            <w:r>
+              <w:rPr>
+                <w:rFonts w:ascii="BC Sans" w:eastAsia="BC Sans" w:hAnsi="BC Sans" w:cs="BC Sans"/>
+                <w:sz w:val="24"/>
+                <w:szCs w:val="24"/>
+                <w:lang w:val="en-CA"/>
+              </w:rPr>
+              <w:t>}}</w:t>
+            </w:r>
+            <w:r>
+              <w:rPr>
+                <w:rFonts w:ascii="BC Sans" w:eastAsia="BC Sans" w:hAnsi="BC Sans" w:cs="BC Sans"/>
+                <w:sz w:val="24"/>
+                <w:szCs w:val="24"/>
+                <w:lang w:val="en-CA"/>
+              </w:rPr>
+              <w:t>{</w:t>
+            </w:r>
+            <w:proofErr w:type="gramEnd"/>
+            <w:r>
+              <w:rPr>
+                <w:rFonts w:ascii="BC Sans" w:eastAsia="BC Sans" w:hAnsi="BC Sans" w:cs="BC Sans"/>
+                <w:sz w:val="24"/>
+                <w:szCs w:val="24"/>
+                <w:lang w:val="en-CA"/>
+              </w:rPr>
+              <w:t>{/IF_showObservations</w:t>
+            </w:r>
+            <w:proofErr w:type="gramStart"/>
+            <w:r>
+              <w:rPr>
+                <w:rFonts w:ascii="BC Sans" w:eastAsia="BC Sans" w:hAnsi="BC Sans" w:cs="BC Sans"/>
+                <w:sz w:val="24"/>
+                <w:szCs w:val="24"/>
+                <w:lang w:val="en-CA"/>
+              </w:rPr>
+              <w:t>}}{</w:t>
+            </w:r>
+            <w:proofErr w:type="gramEnd"/>
+            <w:r>
+              <w:rPr>
+                <w:rFonts w:ascii="BC Sans" w:eastAsia="BC Sans" w:hAnsi="BC Sans" w:cs="BC Sans"/>
+                <w:sz w:val="24"/>
+                <w:szCs w:val="24"/>
+                <w:lang w:val="en-CA"/>
+              </w:rPr>
+              <w:t>{#IF_showComments}}</w:t>
             </w:r>
           </w:p>
           <w:p>
@@ -1351,7 +1784,48 @@
                 <w:szCs w:val="24"/>
                 <w:lang w:val="en-CA"/>
               </w:rPr>
-              <w:t xml:space="preserve"> {{comments}}{{/IF_showComments}}</w:t>
+              <w:t xml:space="preserve"> {{comments</w:t>
+            </w:r>
+            <w:proofErr w:type="gramStart"/>
+            <w:r>
+              <w:rPr>
+                <w:rFonts w:ascii="BC Sans" w:eastAsia="BC Sans" w:hAnsi="BC Sans" w:cs="BC Sans"/>
+                <w:sz w:val="24"/>
+                <w:szCs w:val="24"/>
+                <w:lang w:val="en-CA"/>
+              </w:rPr>
+              <w:t>}}{</w:t>
+            </w:r>
+            <w:proofErr w:type="gramEnd"/>
+            <w:r>
+              <w:rPr>
+                <w:rFonts w:ascii="BC Sans" w:eastAsia="BC Sans" w:hAnsi="BC Sans" w:cs="BC Sans"/>
+                <w:sz w:val="24"/>
+                <w:szCs w:val="24"/>
+                <w:lang w:val="en-CA"/>
+              </w:rPr>
+              <w:t>{/</w:t>
+            </w:r>
+            <w:proofErr w:type="spellStart"/>
+            <w:r>
+              <w:rPr>
+                <w:rFonts w:ascii="BC Sans" w:eastAsia="BC Sans" w:hAnsi="BC Sans" w:cs="BC Sans"/>
+                <w:sz w:val="24"/>
+                <w:szCs w:val="24"/>
+                <w:lang w:val="en-CA"/>
+              </w:rPr>
+              <w:t>IF_showComments</w:t>
+            </w:r>
+            <w:proofErr w:type="spellEnd"/>
+            <w:proofErr w:type="gramStart"/>
+            <w:r>
+              <w:rPr>
+                <w:rFonts w:ascii="BC Sans" w:eastAsia="BC Sans" w:hAnsi="BC Sans" w:cs="BC Sans"/>
+                <w:sz w:val="24"/>
+                <w:szCs w:val="24"/>
+                <w:lang w:val="en-CA"/>
+              </w:rPr>
+              <w:t>}}</w:t>
             </w:r>
             <w:r>
               <w:rPr>
@@ -1360,7 +1834,17 @@
                 <w:szCs w:val="18"/>
                 <w:lang w:val="en-CA"/>
               </w:rPr>
-              <w:t>{{#IF_showAction}}</w:t>
+              <w:t>{</w:t>
+            </w:r>
+            <w:proofErr w:type="gramEnd"/>
+            <w:r>
+              <w:rPr>
+                <w:rFonts w:ascii="BC Sans" w:eastAsia="BC Sans" w:hAnsi="BC Sans" w:cs="BC Sans"/>
+                <w:sz w:val="18"/>
+                <w:szCs w:val="18"/>
+                <w:lang w:val="en-CA"/>
+              </w:rPr>
+              <w:t>{#IF_showAction}}</w:t>
             </w:r>
           </w:p>
           <w:p>
@@ -1400,7 +1884,58 @@
                 <w:szCs w:val="24"/>
                 <w:lang w:val="en-CA"/>
               </w:rPr>
-              <w:t>{{correctiveAction}}{{/IF_showAction}}</w:t>
+              <w:t>{{</w:t>
+            </w:r>
+            <w:proofErr w:type="spellStart"/>
+            <w:r>
+              <w:rPr>
+                <w:rFonts w:ascii="BC Sans" w:eastAsia="BC Sans" w:hAnsi="BC Sans" w:cs="BC Sans"/>
+                <w:sz w:val="24"/>
+                <w:szCs w:val="24"/>
+                <w:lang w:val="en-CA"/>
+              </w:rPr>
+              <w:t>correctiveAction</w:t>
+            </w:r>
+            <w:proofErr w:type="spellEnd"/>
+            <w:proofErr w:type="gramStart"/>
+            <w:r>
+              <w:rPr>
+                <w:rFonts w:ascii="BC Sans" w:eastAsia="BC Sans" w:hAnsi="BC Sans" w:cs="BC Sans"/>
+                <w:sz w:val="24"/>
+                <w:szCs w:val="24"/>
+                <w:lang w:val="en-CA"/>
+              </w:rPr>
+              <w:t>}}{</w:t>
+            </w:r>
+            <w:proofErr w:type="gramEnd"/>
+            <w:r>
+              <w:rPr>
+                <w:rFonts w:ascii="BC Sans" w:eastAsia="BC Sans" w:hAnsi="BC Sans" w:cs="BC Sans"/>
+                <w:sz w:val="24"/>
+                <w:szCs w:val="24"/>
+                <w:lang w:val="en-CA"/>
+              </w:rPr>
+              <w:t>{/</w:t>
+            </w:r>
+            <w:proofErr w:type="spellStart"/>
+            <w:r>
+              <w:rPr>
+                <w:rFonts w:ascii="BC Sans" w:eastAsia="BC Sans" w:hAnsi="BC Sans" w:cs="BC Sans"/>
+                <w:sz w:val="24"/>
+                <w:szCs w:val="24"/>
+                <w:lang w:val="en-CA"/>
+              </w:rPr>
+              <w:t>IF_showAction</w:t>
+            </w:r>
+            <w:proofErr w:type="spellEnd"/>
+            <w:r>
+              <w:rPr>
+                <w:rFonts w:ascii="BC Sans" w:eastAsia="BC Sans" w:hAnsi="BC Sans" w:cs="BC Sans"/>
+                <w:sz w:val="24"/>
+                <w:szCs w:val="24"/>
+                <w:lang w:val="en-CA"/>
+              </w:rPr>
+              <w:t>}}</w:t>
             </w:r>
           </w:p>
         </w:tc>
@@ -1431,7 +1966,6 @@
                 <w:tag w:val="goog_rdk_8"/>
                 <w:id w:val="-1837352876"/>
               </w:sdtPr>
-              <w:sdtEndPr/>
               <w:sdtContent/>
             </w:sdt>
             <w:r>
@@ -1442,41 +1976,221 @@
                 <w:szCs w:val="24"/>
                 <w:lang w:val="en-CA"/>
               </w:rPr>
-              <w:t>{{#IF_statusRed}}{{complianceStatus}}{{/IF_statusRed}}</w:t>
-            </w:r>
-            <w:r>
-              <w:rPr>
-                <w:rFonts w:ascii="BC Sans" w:eastAsia="BC Sans" w:hAnsi="BC Sans" w:cs="BC Sans"/>
-                <w:color w:val="1A1A2E"/>
-                <w:sz w:val="24"/>
-                <w:szCs w:val="24"/>
-                <w:lang w:val="en-CA"/>
-              </w:rPr>
-              <w:t>{{#IF_statusNormal}}{{complianceStatus}}{{/IF_statusNormal}}</w:t>
-            </w:r>
-            <w:r>
-              <w:rPr>
-                <w:rFonts w:ascii="BC Sans" w:eastAsia="BC Sans" w:hAnsi="BC Sans" w:cs="BC Sans"/>
-                <w:color w:val="1A1A2E"/>
-                <w:sz w:val="24"/>
-                <w:szCs w:val="24"/>
-                <w:lang w:val="en-CA"/>
-              </w:rPr>
-              <w:t>{{#IF_showCDI}}</w:t>
-            </w:r>
-            <w:r>
-              <w:rPr>
-                <w:rFonts w:ascii="BC Sans" w:eastAsia="BC Sans" w:hAnsi="BC Sans" w:cs="BC Sans"/>
+              <w:t>{{#IF_statusRed</w:t>
+            </w:r>
+            <w:proofErr w:type="gramStart"/>
+            <w:r>
+              <w:rPr>
+                <w:rFonts w:ascii="BC Sans" w:eastAsia="BC Sans" w:hAnsi="BC Sans" w:cs="BC Sans"/>
+                <w:b/>
+                <w:bCs/>
                 <w:color w:val="ED0000"/>
                 <w:sz w:val="24"/>
                 <w:szCs w:val="24"/>
                 <w:lang w:val="en-CA"/>
               </w:rPr>
+              <w:t>}}{</w:t>
+            </w:r>
+            <w:proofErr w:type="gramEnd"/>
+            <w:r>
+              <w:rPr>
+                <w:rFonts w:ascii="BC Sans" w:eastAsia="BC Sans" w:hAnsi="BC Sans" w:cs="BC Sans"/>
+                <w:b/>
+                <w:bCs/>
+                <w:color w:val="ED0000"/>
+                <w:sz w:val="24"/>
+                <w:szCs w:val="24"/>
+                <w:lang w:val="en-CA"/>
+              </w:rPr>
+              <w:t>{complianceStatus</w:t>
+            </w:r>
+            <w:proofErr w:type="gramStart"/>
+            <w:r>
+              <w:rPr>
+                <w:rFonts w:ascii="BC Sans" w:eastAsia="BC Sans" w:hAnsi="BC Sans" w:cs="BC Sans"/>
+                <w:b/>
+                <w:bCs/>
+                <w:color w:val="ED0000"/>
+                <w:sz w:val="24"/>
+                <w:szCs w:val="24"/>
+                <w:lang w:val="en-CA"/>
+              </w:rPr>
+              <w:t>}}</w:t>
+            </w:r>
+            <w:r>
+              <w:rPr>
+                <w:rFonts w:ascii="BC Sans" w:eastAsia="BC Sans" w:hAnsi="BC Sans" w:cs="BC Sans"/>
+                <w:color w:val="ED0000"/>
+                <w:sz w:val="24"/>
+                <w:szCs w:val="24"/>
+                <w:lang w:val="en-CA"/>
+              </w:rPr>
+              <w:t>{</w:t>
+            </w:r>
+            <w:proofErr w:type="gramEnd"/>
+            <w:r>
+              <w:rPr>
+                <w:rFonts w:ascii="BC Sans" w:eastAsia="BC Sans" w:hAnsi="BC Sans" w:cs="BC Sans"/>
+                <w:color w:val="ED0000"/>
+                <w:sz w:val="24"/>
+                <w:szCs w:val="24"/>
+                <w:lang w:val="en-CA"/>
+              </w:rPr>
+              <w:t>{/IF_statusRed</w:t>
+            </w:r>
+            <w:proofErr w:type="gramStart"/>
+            <w:r>
+              <w:rPr>
+                <w:rFonts w:ascii="BC Sans" w:eastAsia="BC Sans" w:hAnsi="BC Sans" w:cs="BC Sans"/>
+                <w:color w:val="ED0000"/>
+                <w:sz w:val="24"/>
+                <w:szCs w:val="24"/>
+                <w:lang w:val="en-CA"/>
+              </w:rPr>
+              <w:t>}}</w:t>
+            </w:r>
+            <w:r>
+              <w:rPr>
+                <w:rFonts w:ascii="BC Sans" w:eastAsia="BC Sans" w:hAnsi="BC Sans" w:cs="BC Sans"/>
+                <w:color w:val="1A1A2E"/>
+                <w:sz w:val="24"/>
+                <w:szCs w:val="24"/>
+                <w:lang w:val="en-CA"/>
+              </w:rPr>
+              <w:t>{</w:t>
+            </w:r>
+            <w:proofErr w:type="gramEnd"/>
+            <w:r>
+              <w:rPr>
+                <w:rFonts w:ascii="BC Sans" w:eastAsia="BC Sans" w:hAnsi="BC Sans" w:cs="BC Sans"/>
+                <w:color w:val="1A1A2E"/>
+                <w:sz w:val="24"/>
+                <w:szCs w:val="24"/>
+                <w:lang w:val="en-CA"/>
+              </w:rPr>
+              <w:t>{#IF_statusNormal</w:t>
+            </w:r>
+            <w:proofErr w:type="gramStart"/>
+            <w:r>
+              <w:rPr>
+                <w:rFonts w:ascii="BC Sans" w:eastAsia="BC Sans" w:hAnsi="BC Sans" w:cs="BC Sans"/>
+                <w:b/>
+                <w:bCs/>
+                <w:color w:val="1A1A2E"/>
+                <w:sz w:val="24"/>
+                <w:szCs w:val="24"/>
+                <w:lang w:val="en-CA"/>
+              </w:rPr>
+              <w:t>}}{</w:t>
+            </w:r>
+            <w:proofErr w:type="gramEnd"/>
+            <w:r>
+              <w:rPr>
+                <w:rFonts w:ascii="BC Sans" w:eastAsia="BC Sans" w:hAnsi="BC Sans" w:cs="BC Sans"/>
+                <w:b/>
+                <w:bCs/>
+                <w:color w:val="1A1A2E"/>
+                <w:sz w:val="24"/>
+                <w:szCs w:val="24"/>
+                <w:lang w:val="en-CA"/>
+              </w:rPr>
+              <w:t>{complianceStatus</w:t>
+            </w:r>
+            <w:proofErr w:type="gramStart"/>
+            <w:r>
+              <w:rPr>
+                <w:rFonts w:ascii="BC Sans" w:eastAsia="BC Sans" w:hAnsi="BC Sans" w:cs="BC Sans"/>
+                <w:b/>
+                <w:bCs/>
+                <w:color w:val="1A1A2E"/>
+                <w:sz w:val="24"/>
+                <w:szCs w:val="24"/>
+                <w:lang w:val="en-CA"/>
+              </w:rPr>
+              <w:t>}}</w:t>
+            </w:r>
+            <w:r>
+              <w:rPr>
+                <w:rFonts w:ascii="BC Sans" w:eastAsia="BC Sans" w:hAnsi="BC Sans" w:cs="BC Sans"/>
+                <w:color w:val="1A1A2E"/>
+                <w:sz w:val="24"/>
+                <w:szCs w:val="24"/>
+                <w:lang w:val="en-CA"/>
+              </w:rPr>
+              <w:t>{</w:t>
+            </w:r>
+            <w:proofErr w:type="gramEnd"/>
+            <w:r>
+              <w:rPr>
+                <w:rFonts w:ascii="BC Sans" w:eastAsia="BC Sans" w:hAnsi="BC Sans" w:cs="BC Sans"/>
+                <w:color w:val="1A1A2E"/>
+                <w:sz w:val="24"/>
+                <w:szCs w:val="24"/>
+                <w:lang w:val="en-CA"/>
+              </w:rPr>
+              <w:t>{/IF_statusNormal</w:t>
+            </w:r>
+            <w:proofErr w:type="gramStart"/>
+            <w:r>
+              <w:rPr>
+                <w:rFonts w:ascii="BC Sans" w:eastAsia="BC Sans" w:hAnsi="BC Sans" w:cs="BC Sans"/>
+                <w:color w:val="1A1A2E"/>
+                <w:sz w:val="24"/>
+                <w:szCs w:val="24"/>
+                <w:lang w:val="en-CA"/>
+              </w:rPr>
+              <w:t>}}</w:t>
+            </w:r>
+            <w:r>
+              <w:rPr>
+                <w:rFonts w:ascii="BC Sans" w:eastAsia="BC Sans" w:hAnsi="BC Sans" w:cs="BC Sans"/>
+                <w:color w:val="1A1A2E"/>
+                <w:sz w:val="24"/>
+                <w:szCs w:val="24"/>
+                <w:lang w:val="en-CA"/>
+              </w:rPr>
+              <w:t>{</w:t>
+            </w:r>
+            <w:proofErr w:type="gramEnd"/>
+            <w:r>
+              <w:rPr>
+                <w:rFonts w:ascii="BC Sans" w:eastAsia="BC Sans" w:hAnsi="BC Sans" w:cs="BC Sans"/>
+                <w:color w:val="1A1A2E"/>
+                <w:sz w:val="24"/>
+                <w:szCs w:val="24"/>
+                <w:lang w:val="en-CA"/>
+              </w:rPr>
+              <w:t>{#IF_showCDI</w:t>
+            </w:r>
+            <w:proofErr w:type="gramStart"/>
+            <w:r>
+              <w:rPr>
+                <w:rFonts w:ascii="BC Sans" w:eastAsia="BC Sans" w:hAnsi="BC Sans" w:cs="BC Sans"/>
+                <w:color w:val="1A1A2E"/>
+                <w:sz w:val="24"/>
+                <w:szCs w:val="24"/>
+                <w:lang w:val="en-CA"/>
+              </w:rPr>
+              <w:t>}}</w:t>
+            </w:r>
+            <w:r>
+              <w:rPr>
+                <w:rFonts w:ascii="BC Sans" w:eastAsia="BC Sans" w:hAnsi="BC Sans" w:cs="BC Sans"/>
+                <w:b/>
+                <w:bCs/>
+                <w:color w:val="ED0000"/>
+                <w:sz w:val="24"/>
+                <w:szCs w:val="24"/>
+                <w:lang w:val="en-CA"/>
+              </w:rPr>
               <w:t>Corrected</w:t>
             </w:r>
+            <w:proofErr w:type="gramEnd"/>
             <w:r>
               <w:rPr>
                 <w:rFonts w:ascii="Courier New" w:eastAsia="Times New Roman" w:hAnsi="Courier New" w:cs="Courier New"/>
+                <w:b/>
+                <w:bCs/>
                 <w:color w:val="ED0000"/>
                 <w:sz w:val="18"/>
                 <w:szCs w:val="18"/>
@@ -1487,6 +2201,8 @@
             <w:r>
               <w:rPr>
                 <w:rFonts w:ascii="BC Sans" w:eastAsia="BC Sans" w:hAnsi="BC Sans" w:cs="BC Sans"/>
+                <w:b/>
+                <w:bCs/>
                 <w:color w:val="ED0000"/>
                 <w:sz w:val="24"/>
                 <w:szCs w:val="24"/>
@@ -1512,17 +2228,41 @@
                 <w:szCs w:val="24"/>
                 <w:lang w:val="en-CA"/>
               </w:rPr>
-              <w:t>/IF_showCDI</w:t>
-            </w:r>
-            <w:r>
-              <w:rPr>
-                <w:rFonts w:ascii="BC Sans" w:eastAsia="BC Sans" w:hAnsi="BC Sans" w:cs="BC Sans"/>
-                <w:color w:val="1A1A2E"/>
-                <w:sz w:val="24"/>
-                <w:szCs w:val="24"/>
-                <w:lang w:val="en-CA"/>
-              </w:rPr>
-              <w:t>}}{{#IF_showDueDate}}</w:t>
+              <w:t>/</w:t>
+            </w:r>
+            <w:proofErr w:type="spellStart"/>
+            <w:r>
+              <w:rPr>
+                <w:rFonts w:ascii="BC Sans" w:eastAsia="BC Sans" w:hAnsi="BC Sans" w:cs="BC Sans"/>
+                <w:color w:val="1A1A2E"/>
+                <w:sz w:val="24"/>
+                <w:szCs w:val="24"/>
+                <w:lang w:val="en-CA"/>
+              </w:rPr>
+              <w:t>IF_showCDI</w:t>
+            </w:r>
+            <w:proofErr w:type="spellEnd"/>
+            <w:proofErr w:type="gramStart"/>
+            <w:r>
+              <w:rPr>
+                <w:rFonts w:ascii="BC Sans" w:eastAsia="BC Sans" w:hAnsi="BC Sans" w:cs="BC Sans"/>
+                <w:color w:val="1A1A2E"/>
+                <w:sz w:val="24"/>
+                <w:szCs w:val="24"/>
+                <w:lang w:val="en-CA"/>
+              </w:rPr>
+              <w:t>}}{</w:t>
+            </w:r>
+            <w:proofErr w:type="gramEnd"/>
+            <w:r>
+              <w:rPr>
+                <w:rFonts w:ascii="BC Sans" w:eastAsia="BC Sans" w:hAnsi="BC Sans" w:cs="BC Sans"/>
+                <w:color w:val="1A1A2E"/>
+                <w:sz w:val="24"/>
+                <w:szCs w:val="24"/>
+                <w:lang w:val="en-CA"/>
+              </w:rPr>
+              <w:t>{#IF_showDueDate}}</w:t>
             </w:r>
             <w:r>
               <w:rPr>
@@ -1547,6 +2287,8 @@
             <w:r>
               <w:rPr>
                 <w:rFonts w:ascii="BC Sans" w:eastAsia="BC Sans" w:hAnsi="BC Sans" w:cs="BC Sans"/>
+                <w:b/>
+                <w:bCs/>
                 <w:color w:val="1A1A2E"/>
                 <w:sz w:val="24"/>
                 <w:szCs w:val="24"/>
@@ -1572,27 +2314,93 @@
                 <w:szCs w:val="24"/>
                 <w:lang w:val="en-CA"/>
               </w:rPr>
-              <w:t>{{complianceDueDate}}</w:t>
-            </w:r>
-            <w:r>
-              <w:rPr>
-                <w:rFonts w:ascii="BC Sans" w:eastAsia="BC Sans" w:hAnsi="BC Sans" w:cs="BC Sans"/>
-                <w:color w:val="1A1A2E"/>
-                <w:sz w:val="24"/>
-                <w:szCs w:val="24"/>
-                <w:lang w:val="en-CA"/>
-              </w:rPr>
-              <w:t>{{/IF_showDueDate}}</w:t>
-            </w:r>
-            <w:r>
-              <w:rPr>
-                <w:rFonts w:ascii="BC Sans" w:eastAsia="BC Sans" w:hAnsi="BC Sans" w:cs="BC Sans"/>
-                <w:color w:val="1A1A2E"/>
-                <w:sz w:val="24"/>
-                <w:szCs w:val="24"/>
-                <w:lang w:val="en-CA"/>
-              </w:rPr>
-              <w:t>{{/questions}}{{/findings}}</w:t>
+              <w:t>{{complianceDueDate</w:t>
+            </w:r>
+            <w:proofErr w:type="gramStart"/>
+            <w:r>
+              <w:rPr>
+                <w:rFonts w:ascii="BC Sans" w:eastAsia="BC Sans" w:hAnsi="BC Sans" w:cs="BC Sans"/>
+                <w:color w:val="1A1A2E"/>
+                <w:sz w:val="24"/>
+                <w:szCs w:val="24"/>
+                <w:lang w:val="en-CA"/>
+              </w:rPr>
+              <w:t>}}</w:t>
+            </w:r>
+            <w:r>
+              <w:rPr>
+                <w:rFonts w:ascii="BC Sans" w:eastAsia="BC Sans" w:hAnsi="BC Sans" w:cs="BC Sans"/>
+                <w:color w:val="1A1A2E"/>
+                <w:sz w:val="24"/>
+                <w:szCs w:val="24"/>
+                <w:lang w:val="en-CA"/>
+              </w:rPr>
+              <w:t>{</w:t>
+            </w:r>
+            <w:proofErr w:type="gramEnd"/>
+            <w:r>
+              <w:rPr>
+                <w:rFonts w:ascii="BC Sans" w:eastAsia="BC Sans" w:hAnsi="BC Sans" w:cs="BC Sans"/>
+                <w:color w:val="1A1A2E"/>
+                <w:sz w:val="24"/>
+                <w:szCs w:val="24"/>
+                <w:lang w:val="en-CA"/>
+              </w:rPr>
+              <w:t>{/IF_showDueDate</w:t>
+            </w:r>
+            <w:proofErr w:type="gramStart"/>
+            <w:r>
+              <w:rPr>
+                <w:rFonts w:ascii="BC Sans" w:eastAsia="BC Sans" w:hAnsi="BC Sans" w:cs="BC Sans"/>
+                <w:color w:val="1A1A2E"/>
+                <w:sz w:val="24"/>
+                <w:szCs w:val="24"/>
+                <w:lang w:val="en-CA"/>
+              </w:rPr>
+              <w:t>}}</w:t>
+            </w:r>
+            <w:r>
+              <w:rPr>
+                <w:rFonts w:ascii="BC Sans" w:eastAsia="BC Sans" w:hAnsi="BC Sans" w:cs="BC Sans"/>
+                <w:color w:val="1A1A2E"/>
+                <w:sz w:val="24"/>
+                <w:szCs w:val="24"/>
+                <w:lang w:val="en-CA"/>
+              </w:rPr>
+              <w:t>{</w:t>
+            </w:r>
+            <w:proofErr w:type="gramEnd"/>
+            <w:r>
+              <w:rPr>
+                <w:rFonts w:ascii="BC Sans" w:eastAsia="BC Sans" w:hAnsi="BC Sans" w:cs="BC Sans"/>
+                <w:color w:val="1A1A2E"/>
+                <w:sz w:val="24"/>
+                <w:szCs w:val="24"/>
+                <w:lang w:val="en-CA"/>
+              </w:rPr>
+              <w:t>{/questions</w:t>
+            </w:r>
+            <w:proofErr w:type="gramStart"/>
+            <w:r>
+              <w:rPr>
+                <w:rFonts w:ascii="BC Sans" w:eastAsia="BC Sans" w:hAnsi="BC Sans" w:cs="BC Sans"/>
+                <w:color w:val="1A1A2E"/>
+                <w:sz w:val="24"/>
+                <w:szCs w:val="24"/>
+                <w:lang w:val="en-CA"/>
+              </w:rPr>
+              <w:t>}}{</w:t>
+            </w:r>
+            <w:proofErr w:type="gramEnd"/>
+            <w:r>
+              <w:rPr>
+                <w:rFonts w:ascii="BC Sans" w:eastAsia="BC Sans" w:hAnsi="BC Sans" w:cs="BC Sans"/>
+                <w:color w:val="1A1A2E"/>
+                <w:sz w:val="24"/>
+                <w:szCs w:val="24"/>
+                <w:lang w:val="en-CA"/>
+              </w:rPr>
+              <w:t>{/findings}}</w:t>
             </w:r>
           </w:p>
         </w:tc>
@@ -1618,7 +2426,32 @@
           <w:sz w:val="24"/>
           <w:szCs w:val="24"/>
         </w:rPr>
-        <w:t>{{/InspectionFindings}}</w:t>
+        <w:t>{{/</w:t>
+      </w:r>
+      <w:proofErr w:type="spellStart"/>
+      <w:r>
+        <w:rPr>
+          <w:rFonts w:ascii="BC Sans" w:hAnsi="BC Sans"/>
+          <w:b/>
+          <w:bCs/>
+          <w:color w:val="2F5496" w:themeColor="accent1" w:themeShade="BF"/>
+          <w:sz w:val="24"/>
+          <w:szCs w:val="24"/>
+        </w:rPr>
+        <w:t>InspectionFindings</w:t>
+      </w:r>
+      <w:proofErr w:type="spellEnd"/>
+      <w:proofErr w:type="gramStart"/>
+      <w:r>
+        <w:rPr>
+          <w:rFonts w:ascii="BC Sans" w:hAnsi="BC Sans"/>
+          <w:b/>
+          <w:bCs/>
+          <w:color w:val="2F5496" w:themeColor="accent1" w:themeShade="BF"/>
+          <w:sz w:val="24"/>
+          <w:szCs w:val="24"/>
+        </w:rPr>
+        <w:t>}}</w:t>
       </w:r>
       <w:r>
         <w:rPr>
@@ -1630,7 +2463,20 @@
           <w:szCs w:val="24"/>
           <w:lang w:val="en-CA"/>
         </w:rPr>
-        <w:t>{{#IF_showEducationChecklist}}</w:t>
+        <w:t>{</w:t>
+      </w:r>
+      <w:proofErr w:type="gramEnd"/>
+      <w:r>
+        <w:rPr>
+          <w:rFonts w:ascii="BC Sans" w:hAnsi="BC Sans"/>
+          <w:b/>
+          <w:bCs/>
+          <w:color w:val="2F5496" w:themeColor="accent1" w:themeShade="BF"/>
+          <w:sz w:val="24"/>
+          <w:szCs w:val="24"/>
+          <w:lang w:val="en-CA"/>
+        </w:rPr>
+        <w:t>{#IF_showEducationChecklist}}</w:t>
       </w:r>
       <w:r>
         <w:rPr>
@@ -1698,7 +2544,16 @@
                 <w:sz w:val="24"/>
                 <w:szCs w:val="24"/>
               </w:rPr>
-              <w:t>{{#educationChecklist}}</w:t>
+              <w:t>{{#educationChecklist</w:t>
+            </w:r>
+            <w:proofErr w:type="gramStart"/>
+            <w:r>
+              <w:rPr>
+                <w:rFonts w:ascii="BC Sans" w:hAnsi="BC Sans"/>
+                <w:sz w:val="24"/>
+                <w:szCs w:val="24"/>
+              </w:rPr>
+              <w:t>}}</w:t>
             </w:r>
             <w:r>
               <w:rPr>
@@ -1708,16 +2563,9 @@
                 <w:sz w:val="24"/>
                 <w:szCs w:val="24"/>
               </w:rPr>
-              <w:t>{{question}}</w:t>
-            </w:r>
-            <w:r>
-              <w:rPr>
-                <w:rFonts w:ascii="BC Sans" w:hAnsi="BC Sans"/>
-                <w:sz w:val="24"/>
-                <w:szCs w:val="24"/>
-              </w:rPr>
-              <w:t>{{#IF_showChecklistItems}}</w:t>
-            </w:r>
+              <w:t>{</w:t>
+            </w:r>
+            <w:proofErr w:type="gramEnd"/>
             <w:r>
               <w:rPr>
                 <w:rFonts w:ascii="BC Sans" w:hAnsi="BC Sans"/>
@@ -1726,8 +2574,9 @@
                 <w:sz w:val="24"/>
                 <w:szCs w:val="24"/>
               </w:rPr>
-              <w:br/>
-            </w:r>
+              <w:t>{question</w:t>
+            </w:r>
+            <w:proofErr w:type="gramStart"/>
             <w:r>
               <w:rPr>
                 <w:rFonts w:ascii="BC Sans" w:hAnsi="BC Sans"/>
@@ -1736,7 +2585,24 @@
                 <w:sz w:val="24"/>
                 <w:szCs w:val="24"/>
               </w:rPr>
-              <w:br/>
+              <w:t>}}</w:t>
+            </w:r>
+            <w:r>
+              <w:rPr>
+                <w:rFonts w:ascii="BC Sans" w:hAnsi="BC Sans"/>
+                <w:sz w:val="24"/>
+                <w:szCs w:val="24"/>
+              </w:rPr>
+              <w:t>{</w:t>
+            </w:r>
+            <w:proofErr w:type="gramEnd"/>
+            <w:r>
+              <w:rPr>
+                <w:rFonts w:ascii="BC Sans" w:hAnsi="BC Sans"/>
+                <w:sz w:val="24"/>
+                <w:szCs w:val="24"/>
+              </w:rPr>
+              <w:t>{#IF_showChecklistItems}}</w:t>
             </w:r>
             <w:r>
               <w:rPr>
@@ -1746,15 +2612,73 @@
                 <w:sz w:val="24"/>
                 <w:szCs w:val="24"/>
               </w:rPr>
-              <w:t>Checklist item(s):</w:t>
+              <w:br/>
             </w:r>
             <w:r>
               <w:rPr>
                 <w:rFonts w:ascii="BC Sans" w:hAnsi="BC Sans"/>
-                <w:sz w:val="24"/>
-                <w:szCs w:val="24"/>
-              </w:rPr>
-              <w:t>{{/IF_showChecklistItems}}</w:t>
+                <w:b/>
+                <w:bCs/>
+                <w:sz w:val="24"/>
+                <w:szCs w:val="24"/>
+              </w:rPr>
+              <w:br/>
+            </w:r>
+            <w:r>
+              <w:rPr>
+                <w:rFonts w:ascii="BC Sans" w:hAnsi="BC Sans"/>
+                <w:b/>
+                <w:bCs/>
+                <w:sz w:val="24"/>
+                <w:szCs w:val="24"/>
+              </w:rPr>
+              <w:t>Checklist item(s</w:t>
+            </w:r>
+            <w:proofErr w:type="gramStart"/>
+            <w:r>
+              <w:rPr>
+                <w:rFonts w:ascii="BC Sans" w:hAnsi="BC Sans"/>
+                <w:b/>
+                <w:bCs/>
+                <w:sz w:val="24"/>
+                <w:szCs w:val="24"/>
+              </w:rPr>
+              <w:t>):</w:t>
+            </w:r>
+            <w:r>
+              <w:rPr>
+                <w:rFonts w:ascii="BC Sans" w:hAnsi="BC Sans"/>
+                <w:sz w:val="24"/>
+                <w:szCs w:val="24"/>
+              </w:rPr>
+              <w:t>{</w:t>
+            </w:r>
+            <w:proofErr w:type="gramEnd"/>
+            <w:r>
+              <w:rPr>
+                <w:rFonts w:ascii="BC Sans" w:hAnsi="BC Sans"/>
+                <w:sz w:val="24"/>
+                <w:szCs w:val="24"/>
+              </w:rPr>
+              <w:t>{/</w:t>
+            </w:r>
+            <w:proofErr w:type="spellStart"/>
+            <w:r>
+              <w:rPr>
+                <w:rFonts w:ascii="BC Sans" w:hAnsi="BC Sans"/>
+                <w:sz w:val="24"/>
+                <w:szCs w:val="24"/>
+              </w:rPr>
+              <w:t>IF_showChecklistItems</w:t>
+            </w:r>
+            <w:proofErr w:type="spellEnd"/>
+            <w:r>
+              <w:rPr>
+                <w:rFonts w:ascii="BC Sans" w:hAnsi="BC Sans"/>
+                <w:sz w:val="24"/>
+                <w:szCs w:val="24"/>
+              </w:rPr>
+              <w:t>}}</w:t>
             </w:r>
           </w:p>
           <w:p>
@@ -1787,6 +2711,7 @@
                 <w:szCs w:val="24"/>
               </w:rPr>
             </w:pPr>
+            <w:proofErr w:type="gramStart"/>
             <w:r>
               <w:rPr>
                 <w:rFonts w:ascii="BC Sans" w:hAnsi="BC Sans"/>
@@ -1795,6 +2720,7 @@
               </w:rPr>
               <w:t>{{.}}</w:t>
             </w:r>
+            <w:proofErr w:type="gramEnd"/>
           </w:p>
           <w:p>
             <w:pPr>
@@ -1810,7 +2736,25 @@
                 <w:sz w:val="10"/>
                 <w:szCs w:val="10"/>
               </w:rPr>
-              <w:t>{{/cannedComments}}</w:t>
+              <w:t>{{/</w:t>
+            </w:r>
+            <w:proofErr w:type="spellStart"/>
+            <w:r>
+              <w:rPr>
+                <w:rFonts w:ascii="BC Sans" w:hAnsi="BC Sans"/>
+                <w:sz w:val="10"/>
+                <w:szCs w:val="10"/>
+              </w:rPr>
+              <w:t>cannedComments</w:t>
+            </w:r>
+            <w:proofErr w:type="spellEnd"/>
+            <w:r>
+              <w:rPr>
+                <w:rFonts w:ascii="BC Sans" w:hAnsi="BC Sans"/>
+                <w:sz w:val="10"/>
+                <w:szCs w:val="10"/>
+              </w:rPr>
+              <w:t>}}</w:t>
             </w:r>
           </w:p>
         </w:tc>
@@ -1837,7 +2781,25 @@
                 <w:sz w:val="24"/>
                 <w:szCs w:val="24"/>
               </w:rPr>
-              <w:t>{{/educationChecklist}}</w:t>
+              <w:t>{{/</w:t>
+            </w:r>
+            <w:proofErr w:type="spellStart"/>
+            <w:r>
+              <w:rPr>
+                <w:rFonts w:ascii="BC Sans" w:hAnsi="BC Sans"/>
+                <w:sz w:val="24"/>
+                <w:szCs w:val="24"/>
+              </w:rPr>
+              <w:t>educationChecklist</w:t>
+            </w:r>
+            <w:proofErr w:type="spellEnd"/>
+            <w:r>
+              <w:rPr>
+                <w:rFonts w:ascii="BC Sans" w:hAnsi="BC Sans"/>
+                <w:sz w:val="24"/>
+                <w:szCs w:val="24"/>
+              </w:rPr>
+              <w:t>}}</w:t>
             </w:r>
           </w:p>
         </w:tc>
@@ -1874,6 +2836,7 @@
         </w:rPr>
         <w:t>/</w:t>
       </w:r>
+      <w:proofErr w:type="spellStart"/>
       <w:r>
         <w:rPr>
           <w:rFonts w:ascii="BC Sans" w:hAnsi="BC Sans"/>
@@ -1884,7 +2847,21 @@
           <w:szCs w:val="24"/>
           <w:lang w:val="en-CA"/>
         </w:rPr>
-        <w:t>IF_showEducationChecklist}}</w:t>
+        <w:t>IF_showEducationChecklist</w:t>
+      </w:r>
+      <w:proofErr w:type="spellEnd"/>
+      <w:proofErr w:type="gramStart"/>
+      <w:r>
+        <w:rPr>
+          <w:rFonts w:ascii="BC Sans" w:hAnsi="BC Sans"/>
+          <w:b/>
+          <w:bCs/>
+          <w:color w:val="2F5496" w:themeColor="accent1" w:themeShade="BF"/>
+          <w:sz w:val="24"/>
+          <w:szCs w:val="24"/>
+          <w:lang w:val="en-CA"/>
+        </w:rPr>
+        <w:t>}}</w:t>
       </w:r>
       <w:r>
         <w:rPr>
@@ -1896,7 +2873,20 @@
           <w:szCs w:val="24"/>
           <w:lang w:val="en-CA"/>
         </w:rPr>
-        <w:t>{{#IF_showClosingComments}}</w:t>
+        <w:t>{</w:t>
+      </w:r>
+      <w:proofErr w:type="gramEnd"/>
+      <w:r>
+        <w:rPr>
+          <w:rFonts w:ascii="BC Sans" w:hAnsi="BC Sans"/>
+          <w:b/>
+          <w:bCs/>
+          <w:color w:val="2F5496" w:themeColor="accent1" w:themeShade="BF"/>
+          <w:sz w:val="24"/>
+          <w:szCs w:val="24"/>
+          <w:lang w:val="en-CA"/>
+        </w:rPr>
+        <w:t>{#IF_showClosingComments}}</w:t>
       </w:r>
     </w:p>
     <w:p>
@@ -1937,7 +2927,63 @@
           <w:szCs w:val="24"/>
           <w:lang w:val="en-CA"/>
         </w:rPr>
-        <w:t>{{closingComments}}{{/IF_showClosingComments}}</w:t>
+        <w:t>{{</w:t>
+      </w:r>
+      <w:proofErr w:type="spellStart"/>
+      <w:r>
+        <w:rPr>
+          <w:rFonts w:ascii="BC Sans" w:hAnsi="BC Sans"/>
+          <w:color w:val="000000" w:themeColor="text1"/>
+          <w:sz w:val="24"/>
+          <w:szCs w:val="24"/>
+          <w:lang w:val="en-CA"/>
+        </w:rPr>
+        <w:t>closingComments</w:t>
+      </w:r>
+      <w:proofErr w:type="spellEnd"/>
+      <w:proofErr w:type="gramStart"/>
+      <w:r>
+        <w:rPr>
+          <w:rFonts w:ascii="BC Sans" w:hAnsi="BC Sans"/>
+          <w:color w:val="000000" w:themeColor="text1"/>
+          <w:sz w:val="24"/>
+          <w:szCs w:val="24"/>
+          <w:lang w:val="en-CA"/>
+        </w:rPr>
+        <w:t>}}{</w:t>
+      </w:r>
+      <w:proofErr w:type="gramEnd"/>
+      <w:r>
+        <w:rPr>
+          <w:rFonts w:ascii="BC Sans" w:hAnsi="BC Sans"/>
+          <w:color w:val="000000" w:themeColor="text1"/>
+          <w:sz w:val="24"/>
+          <w:szCs w:val="24"/>
+          <w:lang w:val="en-CA"/>
+        </w:rPr>
+        <w:t>{/</w:t>
+      </w:r>
+      <w:proofErr w:type="spellStart"/>
+      <w:r>
+        <w:rPr>
+          <w:rFonts w:ascii="BC Sans" w:hAnsi="BC Sans"/>
+          <w:color w:val="000000" w:themeColor="text1"/>
+          <w:sz w:val="24"/>
+          <w:szCs w:val="24"/>
+          <w:lang w:val="en-CA"/>
+        </w:rPr>
+        <w:t>IF_showClosingComments</w:t>
+      </w:r>
+      <w:proofErr w:type="spellEnd"/>
+      <w:r>
+        <w:rPr>
+          <w:rFonts w:ascii="BC Sans" w:hAnsi="BC Sans"/>
+          <w:color w:val="000000" w:themeColor="text1"/>
+          <w:sz w:val="24"/>
+          <w:szCs w:val="24"/>
+          <w:lang w:val="en-CA"/>
+        </w:rPr>
+        <w:t>}}</w:t>
       </w:r>
     </w:p>
     <w:p>
@@ -1997,7 +3043,6 @@
                 <w:tag w:val="goog_rdk_15"/>
                 <w:id w:val="14192691"/>
               </w:sdtPr>
-              <w:sdtEndPr/>
               <w:sdtContent/>
             </w:sdt>
             <w:r>
@@ -2072,6 +3117,7 @@
               </w:rPr>
               <w:t>{</w:t>
             </w:r>
+            <w:proofErr w:type="spellStart"/>
             <w:r>
               <w:rPr>
                 <w:rFonts w:ascii="BC Sans" w:eastAsia="BC Sans" w:hAnsi="BC Sans" w:cs="BC Sans"/>
@@ -2080,6 +3126,7 @@
               </w:rPr>
               <w:t>environmentalHealthOfficer</w:t>
             </w:r>
+            <w:proofErr w:type="spellEnd"/>
             <w:r>
               <w:rPr>
                 <w:rFonts w:ascii="BC Sans" w:eastAsia="BC Sans" w:hAnsi="BC Sans" w:cs="BC Sans"/>
@@ -2145,7 +3192,19 @@
                 <w:szCs w:val="24"/>
                 <w:lang w:val="en-US"/>
               </w:rPr>
-              <w:t xml:space="preserve">Signature Refusal: </w:t>
+              <w:t xml:space="preserve">Signature </w:t>
+            </w:r>
+            <w:proofErr w:type="gramStart"/>
+            <w:r>
+              <w:rPr>
+                <w:rFonts w:ascii="BC Sans" w:eastAsia="BC Sans" w:hAnsi="BC Sans" w:cs="BC Sans"/>
+                <w:b/>
+                <w:bCs/>
+                <w:sz w:val="24"/>
+                <w:szCs w:val="24"/>
+                <w:lang w:val="en-US"/>
+              </w:rPr>
+              <w:t xml:space="preserve">Refusal: </w:t>
             </w:r>
             <w:r>
               <w:rPr>
@@ -2165,6 +3224,8 @@
               </w:rPr>
               <w:t>{</w:t>
             </w:r>
+            <w:proofErr w:type="spellStart"/>
+            <w:proofErr w:type="gramEnd"/>
             <w:r>
               <w:rPr>
                 <w:rFonts w:ascii="BC Sans" w:eastAsia="BC Sans" w:hAnsi="BC Sans" w:cs="BC Sans"/>
@@ -2173,6 +3234,7 @@
               </w:rPr>
               <w:t>signatureRefusal</w:t>
             </w:r>
+            <w:proofErr w:type="spellEnd"/>
             <w:r>
               <w:rPr>
                 <w:rFonts w:ascii="BC Sans" w:eastAsia="BC Sans" w:hAnsi="BC Sans" w:cs="BC Sans"/>
@@ -2213,8 +3275,9 @@
                 <w:szCs w:val="24"/>
                 <w:lang w:val="en-CA"/>
               </w:rPr>
-              <w:t>{{#IF_showDeliveryMethod}}</w:t>
-            </w:r>
+              <w:t>{{#IF_showDeliveryMethod</w:t>
+            </w:r>
+            <w:proofErr w:type="gramStart"/>
             <w:r>
               <w:rPr>
                 <w:rFonts w:ascii="BC Sans" w:eastAsia="BC Sans" w:hAnsi="BC Sans" w:cs="BC Sans"/>
@@ -2222,18 +3285,61 @@
                 <w:bCs/>
                 <w:sz w:val="24"/>
                 <w:szCs w:val="24"/>
-                <w:lang w:val="en-US"/>
-              </w:rPr>
-              <w:t xml:space="preserve">Intended Delivery Method: </w:t>
-            </w:r>
-            <w:r>
-              <w:rPr>
-                <w:rFonts w:ascii="BC Sans" w:eastAsia="BC Sans" w:hAnsi="BC Sans" w:cs="BC Sans"/>
-                <w:sz w:val="24"/>
-                <w:szCs w:val="24"/>
-                <w:lang w:val="en-CA"/>
-              </w:rPr>
-              <w:t>{{deliveryMethod}}</w:t>
+                <w:lang w:val="en-CA"/>
+              </w:rPr>
+              <w:t>}}</w:t>
+            </w:r>
+            <w:r>
+              <w:rPr>
+                <w:rFonts w:ascii="BC Sans" w:eastAsia="BC Sans" w:hAnsi="BC Sans" w:cs="BC Sans"/>
+                <w:b/>
+                <w:bCs/>
+                <w:sz w:val="24"/>
+                <w:szCs w:val="24"/>
+                <w:lang w:val="en-US"/>
+              </w:rPr>
+              <w:t>Intended</w:t>
+            </w:r>
+            <w:proofErr w:type="gramEnd"/>
+            <w:r>
+              <w:rPr>
+                <w:rFonts w:ascii="BC Sans" w:eastAsia="BC Sans" w:hAnsi="BC Sans" w:cs="BC Sans"/>
+                <w:b/>
+                <w:bCs/>
+                <w:sz w:val="24"/>
+                <w:szCs w:val="24"/>
+                <w:lang w:val="en-US"/>
+              </w:rPr>
+              <w:t xml:space="preserve"> Delivery Method: </w:t>
+            </w:r>
+            <w:r>
+              <w:rPr>
+                <w:rFonts w:ascii="BC Sans" w:eastAsia="BC Sans" w:hAnsi="BC Sans" w:cs="BC Sans"/>
+                <w:sz w:val="24"/>
+                <w:szCs w:val="24"/>
+                <w:lang w:val="en-CA"/>
+              </w:rPr>
+              <w:t>{{</w:t>
+            </w:r>
+            <w:proofErr w:type="spellStart"/>
+            <w:r>
+              <w:rPr>
+                <w:rFonts w:ascii="BC Sans" w:eastAsia="BC Sans" w:hAnsi="BC Sans" w:cs="BC Sans"/>
+                <w:sz w:val="24"/>
+                <w:szCs w:val="24"/>
+                <w:lang w:val="en-CA"/>
+              </w:rPr>
+              <w:t>deliveryMethod</w:t>
+            </w:r>
+            <w:proofErr w:type="spellEnd"/>
+            <w:r>
+              <w:rPr>
+                <w:rFonts w:ascii="BC Sans" w:eastAsia="BC Sans" w:hAnsi="BC Sans" w:cs="BC Sans"/>
+                <w:sz w:val="24"/>
+                <w:szCs w:val="24"/>
+                <w:lang w:val="en-CA"/>
+              </w:rPr>
+              <w:t>}}</w:t>
             </w:r>
             <w:r>
               <w:rPr>
@@ -2252,7 +3358,27 @@
                 <w:szCs w:val="24"/>
                 <w:lang w:val="en-CA"/>
               </w:rPr>
-              <w:t>{{/IF_showDeliveryMethod}}</w:t>
+              <w:t>{{/</w:t>
+            </w:r>
+            <w:proofErr w:type="spellStart"/>
+            <w:r>
+              <w:rPr>
+                <w:rFonts w:ascii="BC Sans" w:eastAsia="BC Sans" w:hAnsi="BC Sans" w:cs="BC Sans"/>
+                <w:sz w:val="24"/>
+                <w:szCs w:val="24"/>
+                <w:lang w:val="en-CA"/>
+              </w:rPr>
+              <w:t>IF_showDeliveryMethod</w:t>
+            </w:r>
+            <w:proofErr w:type="spellEnd"/>
+            <w:r>
+              <w:rPr>
+                <w:rFonts w:ascii="BC Sans" w:eastAsia="BC Sans" w:hAnsi="BC Sans" w:cs="BC Sans"/>
+                <w:sz w:val="24"/>
+                <w:szCs w:val="24"/>
+                <w:lang w:val="en-CA"/>
+              </w:rPr>
+              <w:t>}}</w:t>
             </w:r>
           </w:p>
         </w:tc>
@@ -2344,7 +3470,6 @@
         <w:docPartUnique/>
       </w:docPartObj>
     </w:sdtPr>
-    <w:sdtEndPr/>
     <w:sdtContent>
       <w:p>
         <w:pPr>
@@ -2474,7 +3599,6 @@
         <w:docPartUnique/>
       </w:docPartObj>
     </w:sdtPr>
-    <w:sdtEndPr/>
     <w:sdtContent>
       <w:p>
         <w:pPr>
@@ -2728,7 +3852,41 @@
               <w:lang w:val="en-CA" w:eastAsia="en-CA"/>
               <w14:ligatures w14:val="standardContextual"/>
             </w:rPr>
-            <w:t>{{/IF_HA_Northern}}{{#IF_HA_Interior}}</w:t>
+            <w:t>{{/</w:t>
+          </w:r>
+          <w:proofErr w:type="spellStart"/>
+          <w:r>
+            <w:rPr>
+              <w:kern w:val="2"/>
+              <w:sz w:val="14"/>
+              <w:szCs w:val="14"/>
+              <w:lang w:val="en-CA" w:eastAsia="en-CA"/>
+              <w14:ligatures w14:val="standardContextual"/>
+            </w:rPr>
+            <w:t>IF_HA_Northern</w:t>
+          </w:r>
+          <w:proofErr w:type="spellEnd"/>
+          <w:proofErr w:type="gramStart"/>
+          <w:r>
+            <w:rPr>
+              <w:kern w:val="2"/>
+              <w:sz w:val="14"/>
+              <w:szCs w:val="14"/>
+              <w:lang w:val="en-CA" w:eastAsia="en-CA"/>
+              <w14:ligatures w14:val="standardContextual"/>
+            </w:rPr>
+            <w:t>}}{</w:t>
+          </w:r>
+          <w:proofErr w:type="gramEnd"/>
+          <w:r>
+            <w:rPr>
+              <w:kern w:val="2"/>
+              <w:sz w:val="14"/>
+              <w:szCs w:val="14"/>
+              <w:lang w:val="en-CA" w:eastAsia="en-CA"/>
+              <w14:ligatures w14:val="standardContextual"/>
+            </w:rPr>
+            <w:t>{#IF_HA_Interior}}</w:t>
           </w:r>
           <w:r>
             <w:rPr>
@@ -2782,7 +3940,41 @@
               <w:lang w:val="en-CA" w:eastAsia="en-CA"/>
               <w14:ligatures w14:val="standardContextual"/>
             </w:rPr>
-            <w:t>{{/IF_HA_Interior}}{{#IF_HA_Island}}</w:t>
+            <w:t>{{/</w:t>
+          </w:r>
+          <w:proofErr w:type="spellStart"/>
+          <w:r>
+            <w:rPr>
+              <w:kern w:val="2"/>
+              <w:sz w:val="14"/>
+              <w:szCs w:val="14"/>
+              <w:lang w:val="en-CA" w:eastAsia="en-CA"/>
+              <w14:ligatures w14:val="standardContextual"/>
+            </w:rPr>
+            <w:t>IF_HA_Interior</w:t>
+          </w:r>
+          <w:proofErr w:type="spellEnd"/>
+          <w:proofErr w:type="gramStart"/>
+          <w:r>
+            <w:rPr>
+              <w:kern w:val="2"/>
+              <w:sz w:val="14"/>
+              <w:szCs w:val="14"/>
+              <w:lang w:val="en-CA" w:eastAsia="en-CA"/>
+              <w14:ligatures w14:val="standardContextual"/>
+            </w:rPr>
+            <w:t>}}{</w:t>
+          </w:r>
+          <w:proofErr w:type="gramEnd"/>
+          <w:r>
+            <w:rPr>
+              <w:kern w:val="2"/>
+              <w:sz w:val="14"/>
+              <w:szCs w:val="14"/>
+              <w:lang w:val="en-CA" w:eastAsia="en-CA"/>
+              <w14:ligatures w14:val="standardContextual"/>
+            </w:rPr>
+            <w:t>{#IF_HA_Island}}</w:t>
           </w:r>
           <w:r>
             <w:rPr>
@@ -2835,7 +4027,29 @@
               <w:lang w:val="en-CA" w:eastAsia="en-CA"/>
               <w14:ligatures w14:val="standardContextual"/>
             </w:rPr>
-            <w:t>{{/IF_HA_Island}}</w:t>
+            <w:t>{{/</w:t>
+          </w:r>
+          <w:proofErr w:type="spellStart"/>
+          <w:r>
+            <w:rPr>
+              <w:kern w:val="2"/>
+              <w:sz w:val="14"/>
+              <w:szCs w:val="14"/>
+              <w:lang w:val="en-CA" w:eastAsia="en-CA"/>
+              <w14:ligatures w14:val="standardContextual"/>
+            </w:rPr>
+            <w:t>IF_HA_Island</w:t>
+          </w:r>
+          <w:proofErr w:type="spellEnd"/>
+          <w:r>
+            <w:rPr>
+              <w:kern w:val="2"/>
+              <w:sz w:val="14"/>
+              <w:szCs w:val="14"/>
+              <w:lang w:val="en-CA" w:eastAsia="en-CA"/>
+              <w14:ligatures w14:val="standardContextual"/>
+            </w:rPr>
+            <w:t>}}</w:t>
           </w:r>
           <w:r>
             <w:rPr>
@@ -2919,7 +4133,29 @@
               <w:lang w:val="en-CA" w:eastAsia="en-CA"/>
               <w14:ligatures w14:val="standardContextual"/>
             </w:rPr>
-            <w:t>{{/IF_HA_VancouverCoastal}}</w:t>
+            <w:t>{{/</w:t>
+          </w:r>
+          <w:proofErr w:type="spellStart"/>
+          <w:r>
+            <w:rPr>
+              <w:kern w:val="2"/>
+              <w:sz w:val="14"/>
+              <w:szCs w:val="14"/>
+              <w:lang w:val="en-CA" w:eastAsia="en-CA"/>
+              <w14:ligatures w14:val="standardContextual"/>
+            </w:rPr>
+            <w:t>IF_HA_VancouverCoastal</w:t>
+          </w:r>
+          <w:proofErr w:type="spellEnd"/>
+          <w:r>
+            <w:rPr>
+              <w:kern w:val="2"/>
+              <w:sz w:val="14"/>
+              <w:szCs w:val="14"/>
+              <w:lang w:val="en-CA" w:eastAsia="en-CA"/>
+              <w14:ligatures w14:val="standardContextual"/>
+            </w:rPr>
+            <w:t>}}</w:t>
           </w:r>
           <w:r>
             <w:rPr>
@@ -3003,7 +4239,29 @@
               <w:lang w:val="en-CA" w:eastAsia="en-CA"/>
               <w14:ligatures w14:val="standardContextual"/>
             </w:rPr>
-            <w:t>{{/IF_HA_Fraser}}</w:t>
+            <w:t>{{/</w:t>
+          </w:r>
+          <w:proofErr w:type="spellStart"/>
+          <w:r>
+            <w:rPr>
+              <w:kern w:val="2"/>
+              <w:sz w:val="14"/>
+              <w:szCs w:val="14"/>
+              <w:lang w:val="en-CA" w:eastAsia="en-CA"/>
+              <w14:ligatures w14:val="standardContextual"/>
+            </w:rPr>
+            <w:t>IF_HA_Fraser</w:t>
+          </w:r>
+          <w:proofErr w:type="spellEnd"/>
+          <w:r>
+            <w:rPr>
+              <w:kern w:val="2"/>
+              <w:sz w:val="14"/>
+              <w:szCs w:val="14"/>
+              <w:lang w:val="en-CA" w:eastAsia="en-CA"/>
+              <w14:ligatures w14:val="standardContextual"/>
+            </w:rPr>
+            <w:t>}}</w:t>
           </w:r>
         </w:p>
         <w:p>
@@ -3096,6 +4354,7 @@
             </w:rPr>
             <w:t xml:space="preserve"> {{</w:t>
           </w:r>
+          <w:proofErr w:type="spellStart"/>
           <w:r>
             <w:rPr>
               <w:rFonts w:ascii="BC Sans" w:hAnsi="BC Sans"/>
@@ -3104,6 +4363,7 @@
             </w:rPr>
             <w:t>inspectionReportNumber</w:t>
           </w:r>
+          <w:proofErr w:type="spellEnd"/>
           <w:r>
             <w:rPr>
               <w:rFonts w:ascii="BC Sans" w:hAnsi="BC Sans"/>
